--- a/Отчет_lab6.docx
+++ b/Отчет_lab6.docx
@@ -6,14 +6,12 @@
       <w:pPr>
         <w:jc w:val="center"/>
         <w:rPr>
-          <w:rFonts w:ascii="Times New Roman" w:hAnsi="Times New Roman" w:cs="Times New Roman"/>
           <w:sz w:val="28"/>
           <w:szCs w:val="28"/>
         </w:rPr>
       </w:pPr>
       <w:r>
         <w:rPr>
-          <w:rFonts w:ascii="Times New Roman" w:hAnsi="Times New Roman" w:cs="Times New Roman"/>
           <w:sz w:val="28"/>
           <w:szCs w:val="28"/>
         </w:rPr>
@@ -24,14 +22,12 @@
       <w:pPr>
         <w:jc w:val="center"/>
         <w:rPr>
-          <w:rFonts w:ascii="Times New Roman" w:hAnsi="Times New Roman" w:cs="Times New Roman"/>
           <w:sz w:val="28"/>
           <w:szCs w:val="28"/>
         </w:rPr>
       </w:pPr>
       <w:r>
         <w:rPr>
-          <w:rFonts w:ascii="Times New Roman" w:hAnsi="Times New Roman" w:cs="Times New Roman"/>
           <w:sz w:val="28"/>
           <w:szCs w:val="28"/>
         </w:rPr>
@@ -41,7 +37,6 @@
     <w:p>
       <w:pPr>
         <w:rPr>
-          <w:rFonts w:ascii="Times New Roman" w:hAnsi="Times New Roman" w:cs="Times New Roman"/>
           <w:sz w:val="28"/>
           <w:szCs w:val="28"/>
         </w:rPr>
@@ -50,7 +45,6 @@
     <w:p>
       <w:pPr>
         <w:rPr>
-          <w:rFonts w:ascii="Times New Roman" w:hAnsi="Times New Roman" w:cs="Times New Roman"/>
           <w:sz w:val="28"/>
           <w:szCs w:val="28"/>
         </w:rPr>
@@ -59,7 +53,6 @@
     <w:p>
       <w:pPr>
         <w:rPr>
-          <w:rFonts w:ascii="Times New Roman" w:hAnsi="Times New Roman" w:cs="Times New Roman"/>
           <w:sz w:val="28"/>
           <w:szCs w:val="28"/>
         </w:rPr>
@@ -68,7 +61,6 @@
     <w:p>
       <w:pPr>
         <w:rPr>
-          <w:rFonts w:ascii="Times New Roman" w:hAnsi="Times New Roman" w:cs="Times New Roman"/>
           <w:sz w:val="28"/>
           <w:szCs w:val="28"/>
         </w:rPr>
@@ -77,7 +69,6 @@
     <w:p>
       <w:pPr>
         <w:rPr>
-          <w:rFonts w:ascii="Times New Roman" w:hAnsi="Times New Roman" w:cs="Times New Roman"/>
           <w:sz w:val="28"/>
           <w:szCs w:val="28"/>
         </w:rPr>
@@ -86,7 +77,6 @@
     <w:p>
       <w:pPr>
         <w:rPr>
-          <w:rFonts w:ascii="Times New Roman" w:hAnsi="Times New Roman" w:cs="Times New Roman"/>
           <w:sz w:val="28"/>
           <w:szCs w:val="28"/>
         </w:rPr>
@@ -95,7 +85,6 @@
     <w:p>
       <w:pPr>
         <w:rPr>
-          <w:rFonts w:ascii="Times New Roman" w:hAnsi="Times New Roman" w:cs="Times New Roman"/>
           <w:sz w:val="28"/>
           <w:szCs w:val="28"/>
         </w:rPr>
@@ -105,14 +94,12 @@
       <w:pPr>
         <w:jc w:val="center"/>
         <w:rPr>
-          <w:rFonts w:ascii="Times New Roman" w:hAnsi="Times New Roman" w:cs="Times New Roman"/>
           <w:sz w:val="28"/>
           <w:szCs w:val="28"/>
         </w:rPr>
       </w:pPr>
       <w:r>
         <w:rPr>
-          <w:rFonts w:ascii="Times New Roman" w:hAnsi="Times New Roman" w:cs="Times New Roman"/>
           <w:sz w:val="28"/>
           <w:szCs w:val="28"/>
         </w:rPr>
@@ -120,25 +107,22 @@
       </w:r>
       <w:r>
         <w:rPr>
-          <w:rFonts w:ascii="Times New Roman" w:hAnsi="Times New Roman" w:cs="Times New Roman"/>
           <w:sz w:val="28"/>
           <w:szCs w:val="28"/>
         </w:rPr>
-        <w:t>5</w:t>
+        <w:t>6</w:t>
       </w:r>
     </w:p>
     <w:p>
       <w:pPr>
         <w:jc w:val="center"/>
         <w:rPr>
-          <w:rFonts w:ascii="Times New Roman" w:hAnsi="Times New Roman" w:cs="Times New Roman"/>
           <w:sz w:val="28"/>
           <w:szCs w:val="28"/>
         </w:rPr>
       </w:pPr>
       <w:r>
         <w:rPr>
-          <w:rFonts w:ascii="Times New Roman" w:hAnsi="Times New Roman" w:cs="Times New Roman"/>
           <w:sz w:val="28"/>
           <w:szCs w:val="28"/>
         </w:rPr>
@@ -146,7 +130,6 @@
       </w:r>
       <w:r>
         <w:rPr>
-          <w:rFonts w:ascii="Times New Roman" w:hAnsi="Times New Roman" w:cs="Times New Roman"/>
           <w:sz w:val="28"/>
           <w:szCs w:val="28"/>
         </w:rPr>
@@ -154,7 +137,6 @@
       </w:r>
       <w:r>
         <w:rPr>
-          <w:rFonts w:ascii="Times New Roman" w:hAnsi="Times New Roman" w:cs="Times New Roman"/>
           <w:sz w:val="28"/>
           <w:szCs w:val="28"/>
         </w:rPr>
@@ -164,7 +146,6 @@
     <w:p>
       <w:pPr>
         <w:rPr>
-          <w:rFonts w:ascii="Times New Roman" w:hAnsi="Times New Roman" w:cs="Times New Roman"/>
           <w:sz w:val="28"/>
           <w:szCs w:val="28"/>
         </w:rPr>
@@ -173,7 +154,6 @@
     <w:p>
       <w:pPr>
         <w:rPr>
-          <w:rFonts w:ascii="Times New Roman" w:hAnsi="Times New Roman" w:cs="Times New Roman"/>
           <w:sz w:val="28"/>
           <w:szCs w:val="28"/>
         </w:rPr>
@@ -182,7 +162,6 @@
     <w:p>
       <w:pPr>
         <w:rPr>
-          <w:rFonts w:ascii="Times New Roman" w:hAnsi="Times New Roman" w:cs="Times New Roman"/>
           <w:sz w:val="28"/>
           <w:szCs w:val="28"/>
         </w:rPr>
@@ -191,7 +170,6 @@
     <w:p>
       <w:pPr>
         <w:rPr>
-          <w:rFonts w:ascii="Times New Roman" w:hAnsi="Times New Roman" w:cs="Times New Roman"/>
           <w:sz w:val="28"/>
           <w:szCs w:val="28"/>
         </w:rPr>
@@ -200,7 +178,6 @@
     <w:p>
       <w:pPr>
         <w:rPr>
-          <w:rFonts w:ascii="Times New Roman" w:hAnsi="Times New Roman" w:cs="Times New Roman"/>
           <w:sz w:val="28"/>
           <w:szCs w:val="28"/>
         </w:rPr>
@@ -210,14 +187,12 @@
       <w:pPr>
         <w:jc w:val="right"/>
         <w:rPr>
-          <w:rFonts w:ascii="Times New Roman" w:hAnsi="Times New Roman" w:cs="Times New Roman"/>
           <w:sz w:val="28"/>
           <w:szCs w:val="28"/>
         </w:rPr>
       </w:pPr>
       <w:r>
         <w:rPr>
-          <w:rFonts w:ascii="Times New Roman" w:hAnsi="Times New Roman" w:cs="Times New Roman"/>
           <w:sz w:val="28"/>
           <w:szCs w:val="28"/>
         </w:rPr>
@@ -228,14 +203,12 @@
       <w:pPr>
         <w:jc w:val="right"/>
         <w:rPr>
-          <w:rFonts w:ascii="Times New Roman" w:hAnsi="Times New Roman" w:cs="Times New Roman"/>
           <w:sz w:val="28"/>
           <w:szCs w:val="28"/>
         </w:rPr>
       </w:pPr>
       <w:r>
         <w:rPr>
-          <w:rFonts w:ascii="Times New Roman" w:hAnsi="Times New Roman" w:cs="Times New Roman"/>
           <w:sz w:val="28"/>
           <w:szCs w:val="28"/>
         </w:rPr>
@@ -246,14 +219,12 @@
       <w:pPr>
         <w:jc w:val="right"/>
         <w:rPr>
-          <w:rFonts w:ascii="Times New Roman" w:hAnsi="Times New Roman" w:cs="Times New Roman"/>
           <w:sz w:val="28"/>
           <w:szCs w:val="28"/>
         </w:rPr>
       </w:pPr>
       <w:r>
         <w:rPr>
-          <w:rFonts w:ascii="Times New Roman" w:hAnsi="Times New Roman" w:cs="Times New Roman"/>
           <w:sz w:val="28"/>
           <w:szCs w:val="28"/>
         </w:rPr>
@@ -261,7 +232,6 @@
       </w:r>
       <w:r>
         <w:rPr>
-          <w:rFonts w:ascii="Times New Roman" w:hAnsi="Times New Roman" w:cs="Times New Roman"/>
           <w:sz w:val="28"/>
           <w:szCs w:val="28"/>
         </w:rPr>
@@ -272,14 +242,12 @@
       <w:pPr>
         <w:jc w:val="right"/>
         <w:rPr>
-          <w:rFonts w:ascii="Times New Roman" w:hAnsi="Times New Roman" w:cs="Times New Roman"/>
           <w:sz w:val="28"/>
           <w:szCs w:val="28"/>
         </w:rPr>
       </w:pPr>
       <w:r>
         <w:rPr>
-          <w:rFonts w:ascii="Times New Roman" w:hAnsi="Times New Roman" w:cs="Times New Roman"/>
           <w:sz w:val="28"/>
           <w:szCs w:val="28"/>
         </w:rPr>
@@ -290,14 +258,12 @@
       <w:pPr>
         <w:jc w:val="right"/>
         <w:rPr>
-          <w:rFonts w:ascii="Times New Roman" w:hAnsi="Times New Roman" w:cs="Times New Roman"/>
           <w:sz w:val="28"/>
           <w:szCs w:val="28"/>
         </w:rPr>
       </w:pPr>
       <w:r>
         <w:rPr>
-          <w:rFonts w:ascii="Times New Roman" w:hAnsi="Times New Roman" w:cs="Times New Roman"/>
           <w:sz w:val="28"/>
           <w:szCs w:val="28"/>
         </w:rPr>
@@ -307,7 +273,6 @@
     <w:p>
       <w:pPr>
         <w:rPr>
-          <w:rFonts w:ascii="Times New Roman" w:hAnsi="Times New Roman" w:cs="Times New Roman"/>
           <w:sz w:val="28"/>
           <w:szCs w:val="28"/>
         </w:rPr>
@@ -316,7 +281,6 @@
     <w:p>
       <w:pPr>
         <w:rPr>
-          <w:rFonts w:ascii="Times New Roman" w:hAnsi="Times New Roman" w:cs="Times New Roman"/>
           <w:sz w:val="28"/>
           <w:szCs w:val="28"/>
         </w:rPr>
@@ -326,14 +290,12 @@
       <w:pPr>
         <w:jc w:val="center"/>
         <w:rPr>
-          <w:rFonts w:ascii="Times New Roman" w:hAnsi="Times New Roman" w:cs="Times New Roman"/>
           <w:sz w:val="28"/>
           <w:szCs w:val="28"/>
         </w:rPr>
       </w:pPr>
       <w:r>
         <w:rPr>
-          <w:rFonts w:ascii="Times New Roman" w:hAnsi="Times New Roman" w:cs="Times New Roman"/>
           <w:sz w:val="28"/>
           <w:szCs w:val="28"/>
         </w:rPr>
@@ -344,14 +306,12 @@
       <w:pPr>
         <w:jc w:val="center"/>
         <w:rPr>
-          <w:rFonts w:ascii="Times New Roman" w:hAnsi="Times New Roman" w:cs="Times New Roman"/>
           <w:sz w:val="28"/>
           <w:szCs w:val="28"/>
         </w:rPr>
       </w:pPr>
       <w:r>
         <w:rPr>
-          <w:rFonts w:ascii="Times New Roman" w:hAnsi="Times New Roman" w:cs="Times New Roman"/>
           <w:sz w:val="28"/>
           <w:szCs w:val="28"/>
         </w:rPr>
@@ -366,25 +326,23 @@
     <w:p>
       <w:pPr>
         <w:pStyle w:val="14"/>
-        <w:rPr>
-          <w:b/>
-          <w:bCs/>
-          <w:lang w:val="en-US"/>
-        </w:rPr>
-      </w:pPr>
-      <w:r>
-        <w:rPr>
-          <w:b/>
-          <w:bCs/>
-          <w:lang w:val="en-US"/>
-        </w:rPr>
-        <w:lastRenderedPageBreak/>
-        <w:t xml:space="preserve">1. </w:t>
-      </w:r>
-      <w:r>
-        <w:rPr>
-          <w:b/>
-          <w:bCs/>
+        <w:numPr>
+          <w:ilvl w:val="0"/>
+          <w:numId w:val="7"/>
+        </w:numPr>
+        <w:rPr>
+          <w:b/>
+          <w:bCs/>
+          <w:sz w:val="36"/>
+          <w:szCs w:val="36"/>
+        </w:rPr>
+      </w:pPr>
+      <w:r>
+        <w:rPr>
+          <w:b/>
+          <w:bCs/>
+          <w:sz w:val="36"/>
+          <w:szCs w:val="36"/>
         </w:rPr>
         <w:t>Подсчет по памяти</w:t>
       </w:r>
@@ -396,27 +354,50 @@
           <w:ilvl w:val="0"/>
           <w:numId w:val="4"/>
         </w:numPr>
+      </w:pPr>
+      <w:r>
+        <w:t xml:space="preserve">Массив </w:t>
+      </w:r>
+      <w:proofErr w:type="spellStart"/>
+      <w:r>
         <w:rPr>
           <w:lang w:val="en-US"/>
         </w:rPr>
-      </w:pPr>
-      <w:r>
-        <w:t>Рекурсивный</w:t>
+        <w:t>nums</w:t>
+      </w:r>
+      <w:proofErr w:type="spellEnd"/>
+      <w:r>
+        <w:t xml:space="preserve"> </w:t>
+      </w:r>
+      <w:r>
+        <w:t xml:space="preserve">хранит </w:t>
       </w:r>
       <w:r>
         <w:rPr>
           <w:lang w:val="en-US"/>
         </w:rPr>
-        <w:t> </w:t>
-      </w:r>
-      <w:r>
-        <w:t xml:space="preserve">стек: </w:t>
+        <w:t>N</w:t>
+      </w:r>
+      <w:r>
+        <w:t xml:space="preserve"> </w:t>
+      </w:r>
+      <w:r>
+        <w:t>целых чисел</w:t>
+      </w:r>
+      <w:r>
+        <w:t xml:space="preserve">: </w:t>
       </w:r>
       <w:r>
         <w:rPr>
           <w:lang w:val="en-US"/>
         </w:rPr>
-        <w:t>O(n)</w:t>
+        <w:t>N</w:t>
+      </w:r>
+      <w:r>
+        <w:t>*4</w:t>
+      </w:r>
+      <w:r>
+        <w:t xml:space="preserve"> байт</w:t>
       </w:r>
     </w:p>
     <w:p>
@@ -426,80 +407,177 @@
           <w:ilvl w:val="0"/>
           <w:numId w:val="4"/>
         </w:numPr>
-        <w:rPr>
-          <w:lang w:val="en-US"/>
-        </w:rPr>
       </w:pPr>
       <w:proofErr w:type="spellStart"/>
       <w:r>
-        <w:rPr>
-          <w:lang w:val="en-US"/>
-        </w:rPr>
-        <w:t>unordered_map</w:t>
+        <w:t>Мемоизация</w:t>
       </w:r>
       <w:proofErr w:type="spellEnd"/>
       <w:r>
-        <w:rPr>
-          <w:lang w:val="en-US"/>
-        </w:rPr>
-        <w:t>: </w:t>
+        <w:t>:</w:t>
+      </w:r>
+      <w:r>
+        <w:t xml:space="preserve"> </w:t>
+      </w:r>
+      <w:r>
+        <w:rPr>
+          <w:rStyle w:val="mrel"/>
+        </w:rPr>
+        <w:t>≈</w:t>
+      </w:r>
+      <w:r>
+        <w:rPr>
+          <w:rStyle w:val="mopen"/>
+        </w:rPr>
+        <w:t>(</w:t>
+      </w:r>
+      <w:r>
+        <w:rPr>
+          <w:rStyle w:val="mord"/>
+          <w:rFonts w:eastAsiaTheme="majorEastAsia"/>
+        </w:rPr>
+        <w:t>10</w:t>
+      </w:r>
+      <w:r>
+        <w:rPr>
+          <w:rStyle w:val="mbin"/>
+          <w:rFonts w:eastAsiaTheme="majorEastAsia"/>
+        </w:rPr>
+        <w:t>+</w:t>
+      </w:r>
+      <w:r>
+        <w:rPr>
+          <w:rStyle w:val="mop"/>
+          <w:rFonts w:eastAsiaTheme="majorEastAsia"/>
+        </w:rPr>
+        <w:t>log</w:t>
+      </w:r>
+      <w:r>
+        <w:rPr>
+          <w:rStyle w:val="mord"/>
+          <w:rFonts w:eastAsiaTheme="majorEastAsia"/>
+        </w:rPr>
+        <w:t>10</w:t>
+      </w:r>
+      <w:r>
+        <w:rPr>
+          <w:rStyle w:val="vlist-s"/>
+          <w:rFonts w:ascii="Arial" w:hAnsi="Arial" w:cs="Arial"/>
+        </w:rPr>
+        <w:t>​</w:t>
+      </w:r>
+      <w:r>
+        <w:rPr>
+          <w:rStyle w:val="mopen"/>
+        </w:rPr>
+        <w:t>(</w:t>
+      </w:r>
+      <w:r>
+        <w:rPr>
+          <w:rStyle w:val="mord"/>
+          <w:rFonts w:eastAsiaTheme="majorEastAsia"/>
+        </w:rPr>
+        <w:t>N</w:t>
+      </w:r>
+      <w:r>
+        <w:rPr>
+          <w:rStyle w:val="mclose"/>
+          <w:rFonts w:eastAsiaTheme="majorEastAsia"/>
+        </w:rPr>
+        <w:t>)</w:t>
+      </w:r>
+      <w:r>
+        <w:rPr>
+          <w:rStyle w:val="mbin"/>
+          <w:rFonts w:eastAsiaTheme="majorEastAsia"/>
+        </w:rPr>
+        <w:t>+</w:t>
+      </w:r>
+      <w:r>
+        <w:rPr>
+          <w:rStyle w:val="mop"/>
+          <w:rFonts w:eastAsiaTheme="majorEastAsia"/>
+        </w:rPr>
+        <w:t>log</w:t>
+      </w:r>
+      <w:r>
+        <w:rPr>
+          <w:rStyle w:val="mord"/>
+          <w:rFonts w:eastAsiaTheme="majorEastAsia"/>
+        </w:rPr>
+        <w:t>10</w:t>
+      </w:r>
+      <w:r>
+        <w:rPr>
+          <w:rStyle w:val="vlist-s"/>
+          <w:rFonts w:ascii="Arial" w:hAnsi="Arial" w:cs="Arial"/>
+        </w:rPr>
+        <w:t>​</w:t>
+      </w:r>
+      <w:r>
+        <w:rPr>
+          <w:rStyle w:val="mopen"/>
+        </w:rPr>
+        <w:t>(</w:t>
+      </w:r>
+      <w:r>
+        <w:rPr>
+          <w:rStyle w:val="mord"/>
+          <w:rFonts w:eastAsiaTheme="majorEastAsia"/>
+        </w:rPr>
+        <w:t>S</w:t>
       </w:r>
       <w:proofErr w:type="gramStart"/>
       <w:r>
         <w:rPr>
-          <w:lang w:val="en-US"/>
-        </w:rPr>
-        <w:t>O(</w:t>
+          <w:rStyle w:val="mclose"/>
+          <w:rFonts w:eastAsiaTheme="majorEastAsia"/>
+        </w:rPr>
+        <w:t>))</w:t>
+      </w:r>
+      <w:r>
+        <w:rPr>
+          <w:rStyle w:val="mbin"/>
+          <w:rFonts w:eastAsiaTheme="majorEastAsia"/>
+        </w:rPr>
+        <w:t>×</w:t>
       </w:r>
       <w:proofErr w:type="gramEnd"/>
       <w:r>
         <w:rPr>
-          <w:lang w:val="en-US"/>
-        </w:rPr>
-        <w:t>n</w:t>
-      </w:r>
-      <w:r>
-        <w:rPr>
-          <w:lang w:val="en-US"/>
-        </w:rPr>
-        <w:t>^2</w:t>
-      </w:r>
-      <w:r>
-        <w:rPr>
-          <w:lang w:val="en-US"/>
-        </w:rPr>
-        <w:t xml:space="preserve"> * </w:t>
-      </w:r>
-      <w:r>
-        <w:rPr>
-          <w:lang w:val="en-US"/>
-        </w:rPr>
-        <w:t>log</w:t>
-      </w:r>
-      <w:r>
-        <w:rPr>
-          <w:lang w:val="en-US"/>
-        </w:rPr>
-        <w:t>(</w:t>
-      </w:r>
-      <w:r>
-        <w:rPr>
-          <w:lang w:val="en-US"/>
-        </w:rPr>
-        <w:t>n</w:t>
-      </w:r>
-      <w:r>
-        <w:rPr>
-          <w:lang w:val="en-US"/>
-        </w:rPr>
-        <w:t>)</w:t>
-      </w:r>
-      <w:r>
-        <w:rPr>
-          <w:lang w:val="en-US"/>
-        </w:rPr>
-        <w:t>)</w:t>
-      </w:r>
+          <w:rStyle w:val="mord"/>
+          <w:rFonts w:eastAsiaTheme="majorEastAsia"/>
+        </w:rPr>
+        <w:t>N</w:t>
+      </w:r>
+      <w:r>
+        <w:rPr>
+          <w:rStyle w:val="mord"/>
+        </w:rPr>
+        <w:t>^</w:t>
+      </w:r>
+      <w:r>
+        <w:rPr>
+          <w:rStyle w:val="mord"/>
+          <w:rFonts w:eastAsiaTheme="majorEastAsia"/>
+        </w:rPr>
+        <w:t>2</w:t>
+      </w:r>
+      <w:r>
+        <w:rPr>
+          <w:rStyle w:val="mbin"/>
+        </w:rPr>
+        <w:t>*</w:t>
+      </w:r>
+      <w:proofErr w:type="spellStart"/>
+      <w:r>
+        <w:rPr>
+          <w:rStyle w:val="mord"/>
+          <w:rFonts w:eastAsiaTheme="majorEastAsia"/>
+        </w:rPr>
+        <w:t>Sбайт</w:t>
+      </w:r>
+      <w:proofErr w:type="spellEnd"/>
     </w:p>
     <w:p>
       <w:pPr>
@@ -508,68 +586,426 @@
           <w:ilvl w:val="0"/>
           <w:numId w:val="4"/>
         </w:numPr>
-      </w:pPr>
-      <w:r>
-        <w:t>Таким образом, общая память, используемая программой, будет:</w:t>
-      </w:r>
-    </w:p>
-    <w:p>
-      <w:pPr>
-        <w:pStyle w:val="14"/>
-      </w:pPr>
-      <w:r>
-        <w:t>O(</w:t>
+        <w:rPr>
+          <w:rStyle w:val="mord"/>
+        </w:rPr>
+      </w:pPr>
+      <w:r>
+        <w:t>Рекурсивный</w:t>
       </w:r>
       <w:r>
         <w:rPr>
           <w:lang w:val="en-US"/>
         </w:rPr>
-        <w:t>n</w:t>
-      </w:r>
-      <w:r>
-        <w:t>^2*</w:t>
-      </w:r>
+        <w:t> </w:t>
+      </w:r>
+      <w:r>
+        <w:t xml:space="preserve">стек: </w:t>
+      </w:r>
+      <w:r>
+        <w:rPr>
+          <w:rStyle w:val="mrel"/>
+        </w:rPr>
+        <w:t>≈</w:t>
+      </w:r>
+      <w:r>
+        <w:rPr>
+          <w:rStyle w:val="mopen"/>
+        </w:rPr>
+        <w:t>(</w:t>
+      </w:r>
+      <w:r>
+        <w:rPr>
+          <w:rStyle w:val="mord"/>
+          <w:rFonts w:eastAsiaTheme="majorEastAsia"/>
+        </w:rPr>
+        <w:t>34</w:t>
+      </w:r>
+      <w:r>
+        <w:rPr>
+          <w:rStyle w:val="mbin"/>
+          <w:rFonts w:eastAsiaTheme="majorEastAsia"/>
+        </w:rPr>
+        <w:t>+</w:t>
+      </w:r>
+      <w:r>
+        <w:rPr>
+          <w:rStyle w:val="mop"/>
+          <w:rFonts w:eastAsiaTheme="majorEastAsia"/>
+        </w:rPr>
+        <w:t>log</w:t>
+      </w:r>
+      <w:r>
+        <w:rPr>
+          <w:rStyle w:val="mord"/>
+          <w:rFonts w:eastAsiaTheme="majorEastAsia"/>
+        </w:rPr>
+        <w:t>10</w:t>
+      </w:r>
+      <w:r>
+        <w:rPr>
+          <w:rStyle w:val="vlist-s"/>
+          <w:rFonts w:ascii="Arial" w:hAnsi="Arial" w:cs="Arial"/>
+        </w:rPr>
+        <w:t>​</w:t>
+      </w:r>
+      <w:r>
+        <w:rPr>
+          <w:rStyle w:val="mopen"/>
+        </w:rPr>
+        <w:t>(</w:t>
+      </w:r>
+      <w:r>
+        <w:rPr>
+          <w:rStyle w:val="mord"/>
+          <w:rFonts w:eastAsiaTheme="majorEastAsia"/>
+        </w:rPr>
+        <w:t>N</w:t>
+      </w:r>
+      <w:r>
+        <w:rPr>
+          <w:rStyle w:val="mclose"/>
+          <w:rFonts w:eastAsiaTheme="majorEastAsia"/>
+        </w:rPr>
+        <w:t>)</w:t>
+      </w:r>
+      <w:r>
+        <w:rPr>
+          <w:rStyle w:val="mbin"/>
+          <w:rFonts w:eastAsiaTheme="majorEastAsia"/>
+        </w:rPr>
+        <w:t>+</w:t>
+      </w:r>
+      <w:r>
+        <w:rPr>
+          <w:rStyle w:val="mop"/>
+          <w:rFonts w:eastAsiaTheme="majorEastAsia"/>
+        </w:rPr>
+        <w:t>log</w:t>
+      </w:r>
+      <w:r>
+        <w:rPr>
+          <w:rStyle w:val="mord"/>
+          <w:rFonts w:eastAsiaTheme="majorEastAsia"/>
+        </w:rPr>
+        <w:t>10</w:t>
+      </w:r>
+      <w:r>
+        <w:rPr>
+          <w:rStyle w:val="vlist-s"/>
+          <w:rFonts w:ascii="Arial" w:hAnsi="Arial" w:cs="Arial"/>
+        </w:rPr>
+        <w:t>​</w:t>
+      </w:r>
+      <w:r>
+        <w:rPr>
+          <w:rStyle w:val="mopen"/>
+        </w:rPr>
+        <w:t>(</w:t>
+      </w:r>
+      <w:r>
+        <w:rPr>
+          <w:rStyle w:val="mord"/>
+          <w:rFonts w:eastAsiaTheme="majorEastAsia"/>
+        </w:rPr>
+        <w:t>S</w:t>
+      </w:r>
+      <w:proofErr w:type="gramStart"/>
+      <w:r>
+        <w:rPr>
+          <w:rStyle w:val="mclose"/>
+          <w:rFonts w:eastAsiaTheme="majorEastAsia"/>
+        </w:rPr>
+        <w:t>))</w:t>
+      </w:r>
+      <w:r>
+        <w:rPr>
+          <w:rStyle w:val="mbin"/>
+        </w:rPr>
+        <w:t>*</w:t>
+      </w:r>
+      <w:proofErr w:type="gramEnd"/>
+      <w:r>
+        <w:rPr>
+          <w:rStyle w:val="mord"/>
+          <w:rFonts w:eastAsiaTheme="majorEastAsia"/>
+        </w:rPr>
+        <w:t>N</w:t>
+      </w:r>
+      <w:r>
+        <w:rPr>
+          <w:rStyle w:val="mord"/>
+        </w:rPr>
+        <w:t xml:space="preserve"> </w:t>
+      </w:r>
+      <w:r>
+        <w:rPr>
+          <w:rStyle w:val="mord"/>
+          <w:rFonts w:eastAsiaTheme="majorEastAsia"/>
+        </w:rPr>
+        <w:t>байт</w:t>
+      </w:r>
+    </w:p>
+    <w:p>
+      <w:pPr>
+        <w:pStyle w:val="14"/>
+        <w:ind w:left="720" w:firstLine="0"/>
+      </w:pPr>
+    </w:p>
+    <w:p>
+      <w:pPr>
+        <w:pStyle w:val="14"/>
+        <w:ind w:left="720" w:firstLine="0"/>
+        <w:rPr>
+          <w:sz w:val="32"/>
+          <w:szCs w:val="32"/>
+        </w:rPr>
+      </w:pPr>
+      <w:r>
+        <w:rPr>
+          <w:b/>
+          <w:bCs/>
+          <w:sz w:val="32"/>
+          <w:szCs w:val="32"/>
+        </w:rPr>
+        <w:t>Пример в нашем случае</w:t>
+      </w:r>
+      <w:r>
+        <w:rPr>
+          <w:sz w:val="32"/>
+          <w:szCs w:val="32"/>
+        </w:rPr>
+        <w:t>:</w:t>
+      </w:r>
+    </w:p>
+    <w:p>
+      <w:pPr>
+        <w:pStyle w:val="14"/>
+        <w:ind w:left="720" w:firstLine="0"/>
+      </w:pPr>
+      <w:r>
+        <w:t xml:space="preserve">Массив </w:t>
+      </w:r>
+      <w:proofErr w:type="spellStart"/>
       <w:r>
         <w:rPr>
           <w:lang w:val="en-US"/>
         </w:rPr>
-        <w:t>log</w:t>
-      </w:r>
-      <w:r>
-        <w:t>(</w:t>
+        <w:t>nums</w:t>
+      </w:r>
+      <w:proofErr w:type="spellEnd"/>
+      <w:r>
+        <w:t xml:space="preserve"> хранит </w:t>
       </w:r>
       <w:r>
         <w:rPr>
           <w:lang w:val="en-US"/>
         </w:rPr>
-        <w:t>n</w:t>
-      </w:r>
-      <w:r>
-        <w:t>)</w:t>
-      </w:r>
-      <w:r>
-        <w:t>)</w:t>
-      </w:r>
-    </w:p>
-    <w:p>
-      <w:pPr>
-        <w:pStyle w:val="14"/>
-      </w:pPr>
-    </w:p>
-    <w:p>
-      <w:pPr>
-        <w:pStyle w:val="14"/>
-        <w:rPr>
-          <w:b/>
-          <w:bCs/>
-        </w:rPr>
-      </w:pPr>
-      <w:r>
-        <w:rPr>
-          <w:b/>
-          <w:bCs/>
-        </w:rPr>
-        <w:t>2. Подсчет асимптотики</w:t>
+        <w:t>N</w:t>
+      </w:r>
+      <w:r>
+        <w:t xml:space="preserve"> целых чисел: 32 байт</w:t>
+      </w:r>
+    </w:p>
+    <w:p>
+      <w:pPr>
+        <w:pStyle w:val="14"/>
+        <w:ind w:left="720" w:firstLine="0"/>
+        <w:rPr>
+          <w:rStyle w:val="mrel"/>
+        </w:rPr>
+      </w:pPr>
+      <w:proofErr w:type="spellStart"/>
+      <w:r>
+        <w:t>Мемоизация</w:t>
+      </w:r>
+      <w:proofErr w:type="spellEnd"/>
+      <w:r>
+        <w:t xml:space="preserve">: </w:t>
+      </w:r>
+      <w:r>
+        <w:rPr>
+          <w:rStyle w:val="mrel"/>
+        </w:rPr>
+        <w:t>≈</w:t>
+      </w:r>
+      <w:r>
+        <w:rPr>
+          <w:rStyle w:val="mrel"/>
+        </w:rPr>
+        <w:t>21312 байт</w:t>
+      </w:r>
+    </w:p>
+    <w:p>
+      <w:pPr>
+        <w:pStyle w:val="14"/>
+        <w:ind w:left="720" w:firstLine="0"/>
+        <w:rPr>
+          <w:rStyle w:val="mrel"/>
+        </w:rPr>
+      </w:pPr>
+      <w:r>
+        <w:rPr>
+          <w:rStyle w:val="mrel"/>
+        </w:rPr>
+        <w:t xml:space="preserve">Рекурсивный стек: </w:t>
+      </w:r>
+      <w:r>
+        <w:rPr>
+          <w:rStyle w:val="mrel"/>
+        </w:rPr>
+        <w:t>≈</w:t>
+      </w:r>
+      <w:r>
+        <w:rPr>
+          <w:rStyle w:val="mrel"/>
+        </w:rPr>
+        <w:t>256 байт</w:t>
+      </w:r>
+    </w:p>
+    <w:p>
+      <w:pPr>
+        <w:pStyle w:val="14"/>
+        <w:ind w:left="720" w:firstLine="0"/>
+        <w:rPr>
+          <w:rStyle w:val="mrel"/>
+          <w:b/>
+          <w:bCs/>
+          <w:sz w:val="32"/>
+          <w:szCs w:val="32"/>
+        </w:rPr>
+      </w:pPr>
+      <w:r>
+        <w:rPr>
+          <w:rStyle w:val="mrel"/>
+          <w:b/>
+          <w:bCs/>
+          <w:sz w:val="32"/>
+          <w:szCs w:val="32"/>
+        </w:rPr>
+        <w:t>Общая память: 21500 байт</w:t>
+      </w:r>
+    </w:p>
+    <w:p>
+      <w:pPr>
+        <w:pStyle w:val="14"/>
+        <w:rPr>
+          <w:rStyle w:val="mrel"/>
+          <w:b/>
+          <w:bCs/>
+          <w:sz w:val="32"/>
+          <w:szCs w:val="32"/>
+        </w:rPr>
+      </w:pPr>
+    </w:p>
+    <w:p>
+      <w:pPr>
+        <w:pStyle w:val="14"/>
+        <w:rPr>
+          <w:b/>
+          <w:bCs/>
+          <w:sz w:val="32"/>
+          <w:szCs w:val="32"/>
+        </w:rPr>
+      </w:pPr>
+    </w:p>
+    <w:p>
+      <w:pPr>
+        <w:pStyle w:val="14"/>
+        <w:numPr>
+          <w:ilvl w:val="0"/>
+          <w:numId w:val="7"/>
+        </w:numPr>
+        <w:rPr>
+          <w:b/>
+          <w:bCs/>
+          <w:sz w:val="36"/>
+          <w:szCs w:val="36"/>
+        </w:rPr>
+      </w:pPr>
+      <w:r>
+        <w:rPr>
+          <w:b/>
+          <w:bCs/>
+          <w:sz w:val="36"/>
+          <w:szCs w:val="36"/>
+        </w:rPr>
+        <w:t>Подсчет асимптотики</w:t>
+      </w:r>
+    </w:p>
+    <w:p>
+      <w:pPr>
+        <w:pStyle w:val="14"/>
+        <w:ind w:left="1069" w:firstLine="0"/>
+        <w:rPr>
+          <w:b/>
+          <w:bCs/>
+        </w:rPr>
+      </w:pPr>
+      <w:r>
+        <w:rPr>
+          <w:b/>
+          <w:bCs/>
+        </w:rPr>
+        <w:t>Временная сложность:</w:t>
+      </w:r>
+    </w:p>
+    <w:p>
+      <w:pPr>
+        <w:pStyle w:val="14"/>
+        <w:ind w:firstLine="0"/>
+        <w:rPr>
+          <w:b/>
+          <w:bCs/>
+        </w:rPr>
+      </w:pPr>
+      <w:r>
+        <w:rPr>
+          <w:b/>
+          <w:bCs/>
+          <w:noProof/>
+        </w:rPr>
+        <w:drawing>
+          <wp:inline distT="0" distB="0" distL="0" distR="0" wp14:anchorId="030CC99C" wp14:editId="3EF8A6D3">
+            <wp:extent cx="5403272" cy="1525751"/>
+            <wp:effectExtent l="0" t="0" r="0" b="0"/>
+            <wp:docPr id="848653465" name="Рисунок 1"/>
+            <wp:cNvGraphicFramePr>
+              <a:graphicFrameLocks xmlns:a="http://schemas.openxmlformats.org/drawingml/2006/main" noChangeAspect="1"/>
+            </wp:cNvGraphicFramePr>
+            <a:graphic xmlns:a="http://schemas.openxmlformats.org/drawingml/2006/main">
+              <a:graphicData uri="http://schemas.openxmlformats.org/drawingml/2006/picture">
+                <pic:pic xmlns:pic="http://schemas.openxmlformats.org/drawingml/2006/picture">
+                  <pic:nvPicPr>
+                    <pic:cNvPr id="848653465" name="Рисунок 848653465"/>
+                    <pic:cNvPicPr/>
+                  </pic:nvPicPr>
+                  <pic:blipFill>
+                    <a:blip r:embed="rId7">
+                      <a:extLst>
+                        <a:ext uri="{28A0092B-C50C-407E-A947-70E740481C1C}">
+                          <a14:useLocalDpi xmlns:a14="http://schemas.microsoft.com/office/drawing/2010/main" val="0"/>
+                        </a:ext>
+                      </a:extLst>
+                    </a:blip>
+                    <a:stretch>
+                      <a:fillRect/>
+                    </a:stretch>
+                  </pic:blipFill>
+                  <pic:spPr>
+                    <a:xfrm>
+                      <a:off x="0" y="0"/>
+                      <a:ext cx="5713655" cy="1613396"/>
+                    </a:xfrm>
+                    <a:prstGeom prst="rect">
+                      <a:avLst/>
+                    </a:prstGeom>
+                  </pic:spPr>
+                </pic:pic>
+              </a:graphicData>
+            </a:graphic>
+          </wp:inline>
+        </w:drawing>
       </w:r>
     </w:p>
     <w:p>
@@ -579,10 +1015,193 @@
           <w:ilvl w:val="0"/>
           <w:numId w:val="5"/>
         </w:numPr>
-      </w:pPr>
-      <w:r>
-        <w:t>Цикл по элементам массива: O(n)</w:t>
-      </w:r>
+        <w:spacing w:line="276" w:lineRule="auto"/>
+        <w:rPr>
+          <w:sz w:val="24"/>
+        </w:rPr>
+      </w:pPr>
+      <w:r>
+        <w:rPr>
+          <w:rStyle w:val="af6"/>
+        </w:rPr>
+        <w:t>Основной</w:t>
+      </w:r>
+      <w:r>
+        <w:rPr>
+          <w:rStyle w:val="af6"/>
+        </w:rPr>
+        <w:t xml:space="preserve"> </w:t>
+      </w:r>
+      <w:r>
+        <w:rPr>
+          <w:rStyle w:val="af6"/>
+        </w:rPr>
+        <w:t>цикл</w:t>
+      </w:r>
+      <w:r>
+        <w:rPr>
+          <w:rStyle w:val="af6"/>
+        </w:rPr>
+        <w:t xml:space="preserve"> </w:t>
+      </w:r>
+      <w:r>
+        <w:rPr>
+          <w:rStyle w:val="af6"/>
+        </w:rPr>
+        <w:t xml:space="preserve">по длине </w:t>
+      </w:r>
+      <w:proofErr w:type="spellStart"/>
+      <w:r>
+        <w:rPr>
+          <w:rStyle w:val="af6"/>
+        </w:rPr>
+        <w:t>подмассива</w:t>
+      </w:r>
+      <w:proofErr w:type="spellEnd"/>
+      <w:r>
+        <w:rPr>
+          <w:rStyle w:val="af6"/>
+          <w:b w:val="0"/>
+          <w:bCs w:val="0"/>
+        </w:rPr>
+        <w:t xml:space="preserve"> </w:t>
+      </w:r>
+      <w:r>
+        <w:rPr>
+          <w:rStyle w:val="mord"/>
+          <w:rFonts w:eastAsiaTheme="majorEastAsia"/>
+          <w:b/>
+          <w:bCs/>
+        </w:rPr>
+        <w:t>k</w:t>
+      </w:r>
+      <w:r>
+        <w:rPr>
+          <w:b/>
+          <w:bCs/>
+        </w:rPr>
+        <w:t>: В функции</w:t>
+      </w:r>
+      <w:r>
+        <w:rPr>
+          <w:b/>
+          <w:bCs/>
+        </w:rPr>
+        <w:t xml:space="preserve"> </w:t>
+      </w:r>
+      <w:proofErr w:type="spellStart"/>
+      <w:r>
+        <w:rPr>
+          <w:rStyle w:val="HTML"/>
+          <w:rFonts w:ascii="Times New Roman" w:eastAsiaTheme="majorEastAsia" w:hAnsi="Times New Roman" w:cs="Times New Roman"/>
+          <w:b/>
+          <w:bCs/>
+          <w:sz w:val="28"/>
+          <w:szCs w:val="28"/>
+        </w:rPr>
+        <w:t>splitArraySameAverage</w:t>
+      </w:r>
+      <w:proofErr w:type="spellEnd"/>
+      <w:r>
+        <w:rPr>
+          <w:rStyle w:val="HTML"/>
+          <w:rFonts w:ascii="Times New Roman" w:eastAsiaTheme="majorEastAsia" w:hAnsi="Times New Roman" w:cs="Times New Roman"/>
+          <w:b/>
+          <w:bCs/>
+          <w:sz w:val="28"/>
+          <w:szCs w:val="28"/>
+        </w:rPr>
+        <w:t>:</w:t>
+      </w:r>
+    </w:p>
+    <w:p>
+      <w:pPr>
+        <w:pStyle w:val="14"/>
+        <w:spacing w:line="276" w:lineRule="auto"/>
+        <w:ind w:left="720" w:firstLine="0"/>
+        <w:rPr>
+          <w:rStyle w:val="katex-mathml"/>
+          <w:sz w:val="24"/>
+        </w:rPr>
+      </w:pPr>
+      <w:r>
+        <w:rPr>
+          <w:sz w:val="24"/>
+        </w:rPr>
+        <w:t xml:space="preserve">Мы перебираем длины </w:t>
+      </w:r>
+      <w:proofErr w:type="spellStart"/>
+      <w:r>
+        <w:rPr>
+          <w:sz w:val="24"/>
+        </w:rPr>
+        <w:t>подмассивов</w:t>
+      </w:r>
+      <w:proofErr w:type="spellEnd"/>
+      <w:r>
+        <w:rPr>
+          <w:sz w:val="24"/>
+        </w:rPr>
+        <w:t xml:space="preserve"> от 1 до </w:t>
+      </w:r>
+      <w:r>
+        <w:rPr>
+          <w:rStyle w:val="katex-mathml"/>
+          <w:sz w:val="24"/>
+        </w:rPr>
+        <w:t>N−1</w:t>
+      </w:r>
+      <w:r>
+        <w:rPr>
+          <w:sz w:val="24"/>
+        </w:rPr>
+        <w:t xml:space="preserve">, где </w:t>
+      </w:r>
+      <w:r>
+        <w:rPr>
+          <w:rStyle w:val="katex-mathml"/>
+          <w:sz w:val="24"/>
+        </w:rPr>
+        <w:t>N=</w:t>
+      </w:r>
+      <w:proofErr w:type="spellStart"/>
+      <w:r>
+        <w:rPr>
+          <w:rStyle w:val="katex-mathml"/>
+          <w:sz w:val="24"/>
+        </w:rPr>
+        <w:t>totalElements</w:t>
+      </w:r>
+      <w:proofErr w:type="spellEnd"/>
+      <w:r>
+        <w:rPr>
+          <w:sz w:val="24"/>
+        </w:rPr>
+        <w:t xml:space="preserve">. Это добавляет фактор </w:t>
+      </w:r>
+      <w:r>
+        <w:rPr>
+          <w:rStyle w:val="katex-mathml"/>
+          <w:sz w:val="24"/>
+        </w:rPr>
+        <w:t>O(N</w:t>
+      </w:r>
+      <w:r>
+        <w:rPr>
+          <w:rStyle w:val="katex-mathml"/>
+          <w:sz w:val="24"/>
+        </w:rPr>
+        <w:t>).</w:t>
+      </w:r>
+    </w:p>
+    <w:p>
+      <w:pPr>
+        <w:pStyle w:val="14"/>
+        <w:ind w:left="720" w:firstLine="0"/>
+        <w:rPr>
+          <w:rStyle w:val="katex-mathml"/>
+        </w:rPr>
+      </w:pPr>
     </w:p>
     <w:p>
       <w:pPr>
@@ -591,79 +1210,763 @@
           <w:ilvl w:val="0"/>
           <w:numId w:val="5"/>
         </w:numPr>
-      </w:pPr>
-      <w:r>
+        <w:rPr>
+          <w:rStyle w:val="HTML"/>
+          <w:rFonts w:ascii="Times New Roman" w:eastAsiaTheme="minorHAnsi" w:hAnsi="Times New Roman" w:cstheme="minorBidi"/>
+          <w:sz w:val="28"/>
+          <w:szCs w:val="24"/>
+        </w:rPr>
+      </w:pPr>
+      <w:r>
+        <w:rPr>
+          <w:b/>
+          <w:bCs/>
+        </w:rPr>
         <w:t>Рекурсивная функция</w:t>
       </w:r>
       <w:r>
         <w:rPr>
+          <w:b/>
+          <w:bCs/>
+          <w:sz w:val="24"/>
+        </w:rPr>
+        <w:t xml:space="preserve"> </w:t>
+      </w:r>
+      <w:proofErr w:type="spellStart"/>
+      <w:r>
+        <w:rPr>
+          <w:rStyle w:val="HTML"/>
+          <w:rFonts w:ascii="Times New Roman" w:hAnsi="Times New Roman" w:cs="Times New Roman"/>
+          <w:b/>
+          <w:bCs/>
+          <w:sz w:val="28"/>
+          <w:szCs w:val="28"/>
+        </w:rPr>
+        <w:t>canPartition</w:t>
+      </w:r>
+      <w:proofErr w:type="spellEnd"/>
+      <w:r>
+        <w:rPr>
+          <w:rStyle w:val="HTML"/>
+          <w:rFonts w:ascii="Times New Roman" w:eastAsiaTheme="minorHAnsi" w:hAnsi="Times New Roman" w:cs="Times New Roman"/>
+          <w:sz w:val="28"/>
+          <w:szCs w:val="28"/>
+        </w:rPr>
+        <w:t>:</w:t>
+      </w:r>
+    </w:p>
+    <w:p>
+      <w:pPr>
+        <w:spacing w:line="276" w:lineRule="auto"/>
+        <w:ind w:left="708"/>
+      </w:pPr>
+      <w:r>
+        <w:t>Рекурсия проверяет все комбинации элементов массива для текущих значений k</w:t>
+      </w:r>
+      <w:r>
+        <w:t xml:space="preserve"> </w:t>
+      </w:r>
+      <w:r>
+        <w:t xml:space="preserve">(длина </w:t>
+      </w:r>
+      <w:proofErr w:type="spellStart"/>
+      <w:r>
+        <w:t>подмассива</w:t>
+      </w:r>
+      <w:proofErr w:type="spellEnd"/>
+      <w:r>
+        <w:t xml:space="preserve">) и </w:t>
+      </w:r>
+      <w:r>
+        <w:rPr>
           <w:lang w:val="en-US"/>
         </w:rPr>
+        <w:t>S</w:t>
+      </w:r>
+      <w:r>
+        <w:t xml:space="preserve"> </w:t>
+      </w:r>
+      <w:proofErr w:type="spellStart"/>
+      <w:r>
+        <w:rPr>
+          <w:lang w:val="en-US"/>
+        </w:rPr>
+        <w:t>targetSum</w:t>
+      </w:r>
+      <w:proofErr w:type="spellEnd"/>
+      <w:r>
+        <w:t xml:space="preserve"> </w:t>
+      </w:r>
+      <w:r>
+        <w:t>(целевая сумма).</w:t>
+      </w:r>
+    </w:p>
+    <w:p>
+      <w:pPr>
+        <w:spacing w:line="276" w:lineRule="auto"/>
+        <w:ind w:left="708"/>
+      </w:pPr>
+      <w:r>
+        <w:t>Рекурсивное дерево имеет следующие свойства:</w:t>
+      </w:r>
+    </w:p>
+    <w:p>
+      <w:pPr>
+        <w:spacing w:line="276" w:lineRule="auto"/>
+        <w:ind w:left="708"/>
+      </w:pPr>
+      <w:r>
+        <w:t>1)</w:t>
+      </w:r>
+      <w:r>
+        <w:t>На каждом уровне ветвится в двух направлениях: взять текущий элемент или пропустить.</w:t>
+      </w:r>
+    </w:p>
+    <w:p>
+      <w:pPr>
+        <w:spacing w:line="276" w:lineRule="auto"/>
+        <w:ind w:left="708"/>
+      </w:pPr>
+      <w:r>
+        <w:t>2)</w:t>
+      </w:r>
+      <w:r>
+        <w:t>Глубина дерева ограничена длиной массива N.</w:t>
+      </w:r>
+    </w:p>
+    <w:p>
+      <w:pPr>
+        <w:spacing w:line="276" w:lineRule="auto"/>
+        <w:ind w:left="708"/>
+      </w:pPr>
+      <w:r>
+        <w:t>3)</w:t>
+      </w:r>
+      <w:r>
+        <w:t xml:space="preserve">В худшем случае (без </w:t>
+      </w:r>
+      <w:r>
+        <w:t>сохранения результатов</w:t>
+      </w:r>
+      <w:r>
+        <w:t>), количество вызовов функции на каждом уровне равно 2</w:t>
+      </w:r>
+      <w:r>
+        <w:t>^</w:t>
+      </w:r>
+      <w:r>
+        <w:t>N, так как каждое число может либо участвовать в подмножестве, либо нет.</w:t>
+      </w:r>
+    </w:p>
+    <w:p>
+      <w:pPr>
+        <w:spacing w:line="276" w:lineRule="auto"/>
+        <w:ind w:left="708"/>
+      </w:pPr>
+    </w:p>
+    <w:p>
+      <w:pPr>
+        <w:spacing w:line="276" w:lineRule="auto"/>
+        <w:ind w:left="708"/>
+      </w:pPr>
+    </w:p>
+    <w:p>
+      <w:pPr>
+        <w:pStyle w:val="14"/>
+        <w:numPr>
+          <w:ilvl w:val="0"/>
+          <w:numId w:val="5"/>
+        </w:numPr>
+        <w:rPr>
+          <w:b/>
+          <w:bCs/>
+        </w:rPr>
+      </w:pPr>
+      <w:proofErr w:type="spellStart"/>
+      <w:r>
+        <w:rPr>
+          <w:b/>
+          <w:bCs/>
+        </w:rPr>
+        <w:t>Мемоизация</w:t>
+      </w:r>
+      <w:proofErr w:type="spellEnd"/>
+      <w:r>
+        <w:rPr>
+          <w:b/>
+          <w:bCs/>
+        </w:rPr>
+        <w:t xml:space="preserve"> (сохранение результата, чтобы не находить его еще раз)</w:t>
+      </w:r>
+    </w:p>
+    <w:p>
+      <w:pPr>
+        <w:pStyle w:val="a9"/>
+        <w:spacing w:line="276" w:lineRule="auto"/>
+      </w:pPr>
+      <w:proofErr w:type="spellStart"/>
+      <w:r>
+        <w:t>index</w:t>
+      </w:r>
+      <w:proofErr w:type="spellEnd"/>
+      <w:r>
+        <w:t xml:space="preserve"> принимает N значений.</w:t>
+      </w:r>
+    </w:p>
+    <w:p>
+      <w:pPr>
+        <w:pStyle w:val="a9"/>
+        <w:spacing w:line="276" w:lineRule="auto"/>
+      </w:pPr>
+      <w:proofErr w:type="spellStart"/>
+      <w:r>
+        <w:rPr>
+          <w:lang w:val="en-US"/>
+        </w:rPr>
+        <w:t>remainingElements</w:t>
+      </w:r>
+      <w:proofErr w:type="spellEnd"/>
+      <w:r>
+        <w:t xml:space="preserve"> принимает максимум </w:t>
+      </w:r>
+      <w:r>
+        <w:rPr>
+          <w:lang w:val="en-US"/>
+        </w:rPr>
+        <w:t>N</w:t>
+      </w:r>
+      <w:r>
+        <w:t xml:space="preserve"> значений.</w:t>
+      </w:r>
+    </w:p>
+    <w:p>
+      <w:pPr>
+        <w:pStyle w:val="14"/>
+        <w:spacing w:line="276" w:lineRule="auto"/>
+        <w:ind w:left="720" w:firstLine="0"/>
+        <w:rPr>
+          <w:sz w:val="24"/>
+        </w:rPr>
+      </w:pPr>
+      <w:proofErr w:type="spellStart"/>
+      <w:r>
+        <w:rPr>
+          <w:sz w:val="24"/>
+          <w:lang w:val="en-US"/>
+        </w:rPr>
+        <w:t>targetSum</w:t>
+      </w:r>
+      <w:proofErr w:type="spellEnd"/>
+      <w:r>
+        <w:rPr>
+          <w:sz w:val="24"/>
+        </w:rPr>
+        <w:t xml:space="preserve"> ограничен суммой всех элементов (</w:t>
+      </w:r>
+      <w:r>
+        <w:rPr>
+          <w:sz w:val="24"/>
+          <w:lang w:val="en-US"/>
+        </w:rPr>
+        <w:t>S</w:t>
+      </w:r>
+      <w:r>
+        <w:rPr>
+          <w:sz w:val="24"/>
+        </w:rPr>
+        <w:t xml:space="preserve"> </w:t>
+      </w:r>
+      <w:r>
+        <w:rPr>
+          <w:sz w:val="24"/>
+        </w:rPr>
+        <w:t>=</w:t>
+      </w:r>
+      <w:r>
+        <w:rPr>
+          <w:sz w:val="24"/>
+        </w:rPr>
+        <w:t xml:space="preserve"> </w:t>
+      </w:r>
+      <w:proofErr w:type="spellStart"/>
+      <w:r>
+        <w:rPr>
+          <w:sz w:val="24"/>
+          <w:lang w:val="en-US"/>
+        </w:rPr>
+        <w:t>totalSum</w:t>
+      </w:r>
+      <w:proofErr w:type="spellEnd"/>
+      <w:r>
+        <w:rPr>
+          <w:sz w:val="24"/>
+        </w:rPr>
+        <w:t>)</w:t>
+      </w:r>
+    </w:p>
+    <w:p>
+      <w:pPr>
+        <w:pStyle w:val="14"/>
+        <w:spacing w:line="276" w:lineRule="auto"/>
+        <w:ind w:left="720" w:firstLine="0"/>
+        <w:rPr>
+          <w:sz w:val="24"/>
+        </w:rPr>
+      </w:pPr>
+      <w:r>
+        <w:rPr>
+          <w:sz w:val="24"/>
+        </w:rPr>
+        <w:t>Таким образом общее количество уникальных состояний:</w:t>
+      </w:r>
+    </w:p>
+    <w:p>
+      <w:pPr>
+        <w:pStyle w:val="14"/>
+        <w:spacing w:line="276" w:lineRule="auto"/>
+        <w:ind w:left="720" w:firstLine="0"/>
+      </w:pPr>
+      <w:r>
+        <w:rPr>
+          <w:rStyle w:val="mord"/>
+        </w:rPr>
+        <w:t>O</w:t>
+      </w:r>
+      <w:r>
+        <w:rPr>
+          <w:rStyle w:val="mopen"/>
+        </w:rPr>
+        <w:t>(</w:t>
+      </w:r>
+      <w:r>
+        <w:rPr>
+          <w:rStyle w:val="mord"/>
+        </w:rPr>
+        <w:t>N</w:t>
+      </w:r>
+      <w:r>
+        <w:rPr>
+          <w:rStyle w:val="mord"/>
+          <w:lang w:val="en-US"/>
+        </w:rPr>
+        <w:t>^</w:t>
+      </w:r>
+      <w:r>
+        <w:rPr>
+          <w:rStyle w:val="mord"/>
+        </w:rPr>
+        <w:t>2</w:t>
+      </w:r>
+      <w:r>
+        <w:rPr>
+          <w:rStyle w:val="mbin"/>
+          <w:rFonts w:ascii="Cambria Math" w:hAnsi="Cambria Math" w:cs="Cambria Math"/>
+          <w:lang w:val="en-US"/>
+        </w:rPr>
+        <w:t>*</w:t>
+      </w:r>
+      <w:r>
+        <w:rPr>
+          <w:rStyle w:val="mord"/>
+        </w:rPr>
+        <w:t>S</w:t>
+      </w:r>
+      <w:r>
+        <w:rPr>
+          <w:rStyle w:val="mclose"/>
+          <w:rFonts w:eastAsiaTheme="majorEastAsia"/>
+        </w:rPr>
+        <w:t>)</w:t>
+      </w:r>
+    </w:p>
+    <w:p>
+      <w:pPr>
+        <w:pStyle w:val="14"/>
+        <w:ind w:left="360" w:firstLine="0"/>
+      </w:pPr>
+    </w:p>
+    <w:p>
+      <w:pPr>
+        <w:pStyle w:val="14"/>
+        <w:numPr>
+          <w:ilvl w:val="0"/>
+          <w:numId w:val="5"/>
+        </w:numPr>
+        <w:rPr>
+          <w:b/>
+          <w:bCs/>
+        </w:rPr>
+      </w:pPr>
+      <w:r>
+        <w:rPr>
+          <w:b/>
+          <w:bCs/>
+        </w:rPr>
+        <w:t xml:space="preserve">Перебор всех </w:t>
+      </w:r>
+      <w:r>
+        <w:rPr>
+          <w:b/>
+          <w:bCs/>
+          <w:lang w:val="en-US"/>
+        </w:rPr>
+        <w:t>k</w:t>
+      </w:r>
+      <w:r>
+        <w:rPr>
+          <w:b/>
+          <w:bCs/>
+        </w:rPr>
+        <w:t>:</w:t>
+      </w:r>
+    </w:p>
+    <w:p>
+      <w:pPr>
+        <w:numPr>
+          <w:ilvl w:val="0"/>
+          <w:numId w:val="5"/>
+        </w:numPr>
+        <w:spacing w:before="100" w:beforeAutospacing="1" w:after="100" w:afterAutospacing="1"/>
+      </w:pPr>
+      <w:r>
+        <w:t xml:space="preserve">Для каждого значения k, вызывается функция </w:t>
+      </w:r>
+      <w:proofErr w:type="spellStart"/>
+      <w:r>
+        <w:t>canPartition</w:t>
+      </w:r>
+      <w:proofErr w:type="spellEnd"/>
+      <w:r>
+        <w:t>, которая, как мы выяснили, имеет сложность O(N</w:t>
+      </w:r>
+      <w:r>
+        <w:t>^</w:t>
+      </w:r>
+      <w:r>
+        <w:t>2</w:t>
+      </w:r>
+      <w:r>
+        <w:rPr>
+          <w:rFonts w:ascii="Cambria Math" w:hAnsi="Cambria Math" w:cs="Cambria Math"/>
+        </w:rPr>
+        <w:t>*</w:t>
+      </w:r>
+      <w:r>
+        <w:t>S). А так как k может принимать максимум N</w:t>
+      </w:r>
+      <w:r>
+        <w:t xml:space="preserve"> </w:t>
+      </w:r>
+      <w:r>
+        <w:t>значений, итоговая сложность:</w:t>
+      </w:r>
+    </w:p>
+    <w:p>
+      <w:pPr>
+        <w:spacing w:beforeAutospacing="1" w:afterAutospacing="1"/>
+        <w:ind w:left="720"/>
+        <w:rPr>
+          <w:lang w:val="en-US"/>
+        </w:rPr>
+      </w:pPr>
+      <w:r>
+        <w:lastRenderedPageBreak/>
+        <w:t>O(N</w:t>
+      </w:r>
+      <w:r>
+        <w:rPr>
+          <w:rFonts w:ascii="Cambria Math" w:hAnsi="Cambria Math" w:cs="Cambria Math"/>
+          <w:lang w:val="en-US"/>
+        </w:rPr>
+        <w:t>*</w:t>
+      </w:r>
+      <w:r>
+        <w:t>N</w:t>
+      </w:r>
+      <w:r>
+        <w:rPr>
+          <w:lang w:val="en-US"/>
+        </w:rPr>
+        <w:t>^</w:t>
+      </w:r>
+      <w:r>
+        <w:t>2</w:t>
+      </w:r>
+      <w:r>
+        <w:rPr>
+          <w:rFonts w:ascii="Cambria Math" w:hAnsi="Cambria Math" w:cs="Cambria Math"/>
+          <w:lang w:val="en-US"/>
+        </w:rPr>
+        <w:t>*</w:t>
+      </w:r>
+      <w:proofErr w:type="gramStart"/>
+      <w:r>
+        <w:t>S)=</w:t>
+      </w:r>
+      <w:proofErr w:type="gramEnd"/>
+      <w:r>
+        <w:t>O(N</w:t>
+      </w:r>
+      <w:r>
+        <w:rPr>
+          <w:lang w:val="en-US"/>
+        </w:rPr>
+        <w:t>^</w:t>
+      </w:r>
+      <w:r>
+        <w:t>3</w:t>
+      </w:r>
+      <w:r>
+        <w:rPr>
+          <w:rFonts w:ascii="Cambria Math" w:hAnsi="Cambria Math" w:cs="Cambria Math"/>
+          <w:lang w:val="en-US"/>
+        </w:rPr>
+        <w:t>*</w:t>
+      </w:r>
+      <w:r>
+        <w:t>S)</w:t>
+      </w:r>
+    </w:p>
+    <w:p>
+      <w:pPr>
+        <w:spacing w:beforeAutospacing="1" w:afterAutospacing="1"/>
+        <w:ind w:left="720"/>
+        <w:rPr>
+          <w:b/>
+          <w:bCs/>
+          <w:sz w:val="28"/>
+          <w:szCs w:val="28"/>
+        </w:rPr>
+      </w:pPr>
+      <w:r>
+        <w:rPr>
+          <w:b/>
+          <w:bCs/>
+          <w:sz w:val="28"/>
+          <w:szCs w:val="28"/>
+        </w:rPr>
+        <w:t xml:space="preserve">Итоговая временная сложность: </w:t>
+      </w:r>
+      <w:r>
+        <w:rPr>
+          <w:b/>
+          <w:bCs/>
+          <w:sz w:val="28"/>
+          <w:szCs w:val="28"/>
+          <w:lang w:val="en-US"/>
+        </w:rPr>
+        <w:t>O</w:t>
+      </w:r>
+      <w:r>
+        <w:rPr>
+          <w:b/>
+          <w:bCs/>
+          <w:sz w:val="28"/>
+          <w:szCs w:val="28"/>
+        </w:rPr>
+        <w:t>(</w:t>
+      </w:r>
+      <w:r>
+        <w:rPr>
+          <w:b/>
+          <w:bCs/>
+          <w:sz w:val="28"/>
+          <w:szCs w:val="28"/>
+          <w:lang w:val="en-US"/>
+        </w:rPr>
+        <w:t>N</w:t>
+      </w:r>
+      <w:r>
+        <w:rPr>
+          <w:b/>
+          <w:bCs/>
+          <w:sz w:val="28"/>
+          <w:szCs w:val="28"/>
+        </w:rPr>
+        <w:t>^3*</w:t>
+      </w:r>
+      <w:r>
+        <w:rPr>
+          <w:b/>
+          <w:bCs/>
+          <w:sz w:val="28"/>
+          <w:szCs w:val="28"/>
+          <w:lang w:val="en-US"/>
+        </w:rPr>
+        <w:t>S</w:t>
+      </w:r>
+      <w:r>
+        <w:rPr>
+          <w:b/>
+          <w:bCs/>
+          <w:sz w:val="28"/>
+          <w:szCs w:val="28"/>
+        </w:rPr>
+        <w:t>)</w:t>
+      </w:r>
+    </w:p>
+    <w:p>
+      <w:pPr>
+        <w:spacing w:beforeAutospacing="1" w:afterAutospacing="1"/>
+        <w:ind w:left="720"/>
+        <w:rPr>
+          <w:b/>
+          <w:bCs/>
+          <w:sz w:val="28"/>
+          <w:szCs w:val="28"/>
+        </w:rPr>
+      </w:pPr>
+    </w:p>
+    <w:p>
+      <w:pPr>
+        <w:pStyle w:val="14"/>
+        <w:rPr>
+          <w:b/>
+          <w:bCs/>
+        </w:rPr>
+      </w:pPr>
+      <w:r>
+        <w:rPr>
+          <w:b/>
+          <w:bCs/>
+        </w:rPr>
+        <w:t>Пространственная сложность:</w:t>
+      </w:r>
+    </w:p>
+    <w:p>
+      <w:pPr>
+        <w:pStyle w:val="14"/>
+        <w:numPr>
+          <w:ilvl w:val="0"/>
+          <w:numId w:val="5"/>
+        </w:numPr>
+        <w:rPr>
+          <w:sz w:val="24"/>
+        </w:rPr>
+      </w:pPr>
+      <w:proofErr w:type="spellStart"/>
+      <w:r>
+        <w:rPr>
+          <w:sz w:val="24"/>
+        </w:rPr>
+        <w:t>Мемоизация</w:t>
+      </w:r>
+      <w:proofErr w:type="spellEnd"/>
+      <w:r>
+        <w:rPr>
+          <w:sz w:val="24"/>
+        </w:rPr>
         <w:t xml:space="preserve">: </w:t>
       </w:r>
       <w:r>
-        <w:t>O(</w:t>
-      </w:r>
-      <w:r>
-        <w:rPr>
+        <w:rPr>
+          <w:sz w:val="24"/>
           <w:lang w:val="en-US"/>
         </w:rPr>
-        <w:t>n</w:t>
-      </w:r>
-      <w:r>
-        <w:t>^2</w:t>
-      </w:r>
-      <w:r>
-        <w:t>)</w:t>
-      </w:r>
-    </w:p>
-    <w:p>
-      <w:pPr>
-        <w:pStyle w:val="14"/>
-      </w:pPr>
-      <w:r>
-        <w:t>Таким образом</w:t>
-      </w:r>
-      <w:r>
-        <w:t xml:space="preserve"> </w:t>
-      </w:r>
-      <w:r>
-        <w:t>время работы программы будет:</w:t>
-      </w:r>
-      <w:r>
-        <w:t xml:space="preserve"> </w:t>
-      </w:r>
-      <w:r>
-        <w:t>O(n</w:t>
-      </w:r>
-      <w:r>
-        <w:rPr>
-          <w:rFonts w:ascii="Cambria Math" w:hAnsi="Cambria Math" w:cs="Cambria Math"/>
-        </w:rPr>
-        <w:t>^2</w:t>
-      </w:r>
-      <w:r>
-        <w:t>)</w:t>
-      </w:r>
-    </w:p>
-    <w:p>
-      <w:pPr>
-        <w:pStyle w:val="14"/>
-      </w:pPr>
-    </w:p>
-    <w:p>
-      <w:pPr>
-        <w:pStyle w:val="14"/>
-        <w:rPr>
-          <w:b/>
-          <w:bCs/>
+        <w:t>O(N^2*S)</w:t>
+      </w:r>
+    </w:p>
+    <w:p>
+      <w:pPr>
+        <w:pStyle w:val="14"/>
+        <w:numPr>
+          <w:ilvl w:val="0"/>
+          <w:numId w:val="5"/>
+        </w:numPr>
+        <w:rPr>
+          <w:sz w:val="24"/>
+        </w:rPr>
+      </w:pPr>
+      <w:r>
+        <w:rPr>
+          <w:sz w:val="24"/>
+        </w:rPr>
+        <w:t xml:space="preserve">Рекурсивный стек: </w:t>
+      </w:r>
+      <w:r>
+        <w:rPr>
+          <w:sz w:val="24"/>
           <w:lang w:val="en-US"/>
         </w:rPr>
-      </w:pPr>
-      <w:r>
-        <w:rPr>
-          <w:b/>
-          <w:bCs/>
+        <w:t>O(N)</w:t>
+      </w:r>
+    </w:p>
+    <w:p>
+      <w:pPr>
+        <w:pStyle w:val="14"/>
+        <w:ind w:left="720" w:firstLine="0"/>
+        <w:rPr>
+          <w:b/>
+          <w:bCs/>
+          <w:szCs w:val="28"/>
+        </w:rPr>
+      </w:pPr>
+      <w:r>
+        <w:rPr>
+          <w:b/>
+          <w:bCs/>
+          <w:szCs w:val="28"/>
+        </w:rPr>
+        <w:t>Общее потребление памяти:</w:t>
+      </w:r>
+    </w:p>
+    <w:p>
+      <w:pPr>
+        <w:pStyle w:val="14"/>
+        <w:ind w:left="720" w:firstLine="0"/>
+        <w:rPr>
+          <w:b/>
+          <w:bCs/>
+          <w:szCs w:val="28"/>
+        </w:rPr>
+      </w:pPr>
+      <w:r>
+        <w:rPr>
+          <w:b/>
+          <w:bCs/>
+          <w:szCs w:val="28"/>
+          <w:lang w:val="en-US"/>
+        </w:rPr>
+        <w:t>O(N^2*S+N)</w:t>
+      </w:r>
+    </w:p>
+    <w:p>
+      <w:pPr>
+        <w:pStyle w:val="14"/>
+        <w:rPr>
+          <w:b/>
+          <w:bCs/>
+          <w:sz w:val="36"/>
+          <w:szCs w:val="36"/>
+        </w:rPr>
+      </w:pPr>
+    </w:p>
+    <w:p>
+      <w:pPr>
+        <w:pStyle w:val="14"/>
+        <w:rPr>
+          <w:b/>
+          <w:bCs/>
+          <w:sz w:val="36"/>
+          <w:szCs w:val="36"/>
+        </w:rPr>
+      </w:pPr>
+    </w:p>
+    <w:p>
+      <w:pPr>
+        <w:pStyle w:val="14"/>
+        <w:rPr>
+          <w:b/>
+          <w:bCs/>
+          <w:lang w:val="en-US"/>
+        </w:rPr>
+      </w:pPr>
+      <w:r>
+        <w:rPr>
+          <w:b/>
+          <w:bCs/>
+          <w:sz w:val="36"/>
+          <w:szCs w:val="36"/>
         </w:rPr>
         <w:t>3. Код</w:t>
       </w:r>
@@ -675,7 +1978,6 @@
         <w:rPr>
           <w:b/>
           <w:bCs/>
-          <w:lang w:val="en-US"/>
         </w:rPr>
       </w:pPr>
       <w:r>
@@ -701,7 +2003,7 @@
                     <pic:cNvPicPr/>
                   </pic:nvPicPr>
                   <pic:blipFill>
-                    <a:blip r:embed="rId7" cstate="print">
+                    <a:blip r:embed="rId8" cstate="print">
                       <a:extLst>
                         <a:ext uri="{28A0092B-C50C-407E-A947-70E740481C1C}">
                           <a14:useLocalDpi xmlns:a14="http://schemas.microsoft.com/office/drawing/2010/main" val="0"/>
@@ -737,6 +2039,33 @@
           <w:bCs/>
         </w:rPr>
       </w:pPr>
+      <w:r>
+        <w:rPr>
+          <w:b/>
+          <w:bCs/>
+        </w:rPr>
+        <w:t>Объяснение кода:</w:t>
+      </w:r>
+    </w:p>
+    <w:p>
+      <w:pPr>
+        <w:pStyle w:val="14"/>
+        <w:numPr>
+          <w:ilvl w:val="0"/>
+          <w:numId w:val="10"/>
+        </w:numPr>
+        <w:rPr>
+          <w:b/>
+          <w:bCs/>
+        </w:rPr>
+      </w:pPr>
+      <w:r>
+        <w:rPr>
+          <w:b/>
+          <w:bCs/>
+        </w:rPr>
+        <w:t>Вычисляем общую сумму и длину массива:</w:t>
+      </w:r>
     </w:p>
     <w:p>
       <w:pPr>
@@ -745,15 +2074,1272 @@
         <w:rPr>
           <w:b/>
           <w:bCs/>
+        </w:rPr>
+      </w:pPr>
+      <w:r>
+        <w:t xml:space="preserve">Здесь </w:t>
+      </w:r>
+      <w:proofErr w:type="spellStart"/>
+      <w:r>
+        <w:rPr>
+          <w:rStyle w:val="HTML"/>
+          <w:rFonts w:ascii="Times New Roman" w:hAnsi="Times New Roman" w:cs="Times New Roman"/>
+          <w:sz w:val="28"/>
+          <w:szCs w:val="28"/>
+        </w:rPr>
+        <w:t>totalSum</w:t>
+      </w:r>
+      <w:proofErr w:type="spellEnd"/>
+      <w:r>
+        <w:rPr>
+          <w:szCs w:val="28"/>
+        </w:rPr>
+        <w:t xml:space="preserve"> </w:t>
+      </w:r>
+      <w:r>
+        <w:t xml:space="preserve">— сумма элементов массива, а </w:t>
+      </w:r>
+      <w:proofErr w:type="spellStart"/>
+      <w:r>
+        <w:rPr>
+          <w:rStyle w:val="HTML"/>
+          <w:rFonts w:ascii="Times New Roman" w:hAnsi="Times New Roman" w:cs="Times New Roman"/>
+          <w:sz w:val="28"/>
+          <w:szCs w:val="28"/>
+        </w:rPr>
+        <w:t>totalElements</w:t>
+      </w:r>
+      <w:proofErr w:type="spellEnd"/>
+      <w:r>
+        <w:t xml:space="preserve"> — длина массива</w:t>
+      </w:r>
+    </w:p>
+    <w:p>
+      <w:pPr>
+        <w:pStyle w:val="14"/>
+        <w:ind w:firstLine="0"/>
+        <w:rPr>
+          <w:b/>
+          <w:bCs/>
+        </w:rPr>
+      </w:pPr>
+      <w:r>
+        <w:rPr>
+          <w:b/>
+          <w:bCs/>
+          <w:noProof/>
+        </w:rPr>
+        <w:lastRenderedPageBreak/>
+        <w:drawing>
+          <wp:inline distT="0" distB="0" distL="0" distR="0" wp14:anchorId="02AF1C4B" wp14:editId="449B99CD">
+            <wp:extent cx="3492500" cy="1460500"/>
+            <wp:effectExtent l="0" t="0" r="0" b="0"/>
+            <wp:docPr id="53870718" name="Рисунок 2"/>
+            <wp:cNvGraphicFramePr>
+              <a:graphicFrameLocks xmlns:a="http://schemas.openxmlformats.org/drawingml/2006/main" noChangeAspect="1"/>
+            </wp:cNvGraphicFramePr>
+            <a:graphic xmlns:a="http://schemas.openxmlformats.org/drawingml/2006/main">
+              <a:graphicData uri="http://schemas.openxmlformats.org/drawingml/2006/picture">
+                <pic:pic xmlns:pic="http://schemas.openxmlformats.org/drawingml/2006/picture">
+                  <pic:nvPicPr>
+                    <pic:cNvPr id="53870718" name="Рисунок 53870718"/>
+                    <pic:cNvPicPr/>
+                  </pic:nvPicPr>
+                  <pic:blipFill>
+                    <a:blip r:embed="rId9">
+                      <a:extLst>
+                        <a:ext uri="{28A0092B-C50C-407E-A947-70E740481C1C}">
+                          <a14:useLocalDpi xmlns:a14="http://schemas.microsoft.com/office/drawing/2010/main" val="0"/>
+                        </a:ext>
+                      </a:extLst>
+                    </a:blip>
+                    <a:stretch>
+                      <a:fillRect/>
+                    </a:stretch>
+                  </pic:blipFill>
+                  <pic:spPr>
+                    <a:xfrm>
+                      <a:off x="0" y="0"/>
+                      <a:ext cx="3492500" cy="1460500"/>
+                    </a:xfrm>
+                    <a:prstGeom prst="rect">
+                      <a:avLst/>
+                    </a:prstGeom>
+                  </pic:spPr>
+                </pic:pic>
+              </a:graphicData>
+            </a:graphic>
+          </wp:inline>
+        </w:drawing>
+      </w:r>
+    </w:p>
+    <w:p>
+      <w:pPr>
+        <w:pStyle w:val="14"/>
+        <w:numPr>
+          <w:ilvl w:val="0"/>
+          <w:numId w:val="10"/>
+        </w:numPr>
+        <w:rPr>
+          <w:b/>
+          <w:bCs/>
+        </w:rPr>
+      </w:pPr>
+      <w:r>
+        <w:rPr>
+          <w:rStyle w:val="af6"/>
+        </w:rPr>
+        <w:t xml:space="preserve">Перебираем возможные длины </w:t>
+      </w:r>
+      <w:proofErr w:type="spellStart"/>
+      <w:r>
+        <w:rPr>
+          <w:rStyle w:val="af6"/>
+        </w:rPr>
+        <w:t>подмассива</w:t>
+      </w:r>
+      <w:proofErr w:type="spellEnd"/>
+      <w:r>
+        <w:t>:</w:t>
+      </w:r>
+    </w:p>
+    <w:p>
+      <w:pPr>
+        <w:pStyle w:val="14"/>
+        <w:ind w:firstLine="0"/>
+        <w:rPr>
+          <w:b/>
+          <w:bCs/>
+        </w:rPr>
+      </w:pPr>
+      <w:r>
+        <w:rPr>
+          <w:b/>
+          <w:bCs/>
+          <w:noProof/>
+        </w:rPr>
+        <w:drawing>
+          <wp:inline distT="0" distB="0" distL="0" distR="0" wp14:anchorId="3D0836F0" wp14:editId="1D4CC453">
+            <wp:extent cx="5075872" cy="1409252"/>
+            <wp:effectExtent l="0" t="0" r="4445" b="635"/>
+            <wp:docPr id="1039837522" name="Рисунок 3"/>
+            <wp:cNvGraphicFramePr>
+              <a:graphicFrameLocks xmlns:a="http://schemas.openxmlformats.org/drawingml/2006/main" noChangeAspect="1"/>
+            </wp:cNvGraphicFramePr>
+            <a:graphic xmlns:a="http://schemas.openxmlformats.org/drawingml/2006/main">
+              <a:graphicData uri="http://schemas.openxmlformats.org/drawingml/2006/picture">
+                <pic:pic xmlns:pic="http://schemas.openxmlformats.org/drawingml/2006/picture">
+                  <pic:nvPicPr>
+                    <pic:cNvPr id="1039837522" name="Рисунок 1039837522"/>
+                    <pic:cNvPicPr/>
+                  </pic:nvPicPr>
+                  <pic:blipFill>
+                    <a:blip r:embed="rId10">
+                      <a:extLst>
+                        <a:ext uri="{28A0092B-C50C-407E-A947-70E740481C1C}">
+                          <a14:useLocalDpi xmlns:a14="http://schemas.microsoft.com/office/drawing/2010/main" val="0"/>
+                        </a:ext>
+                      </a:extLst>
+                    </a:blip>
+                    <a:stretch>
+                      <a:fillRect/>
+                    </a:stretch>
+                  </pic:blipFill>
+                  <pic:spPr>
+                    <a:xfrm>
+                      <a:off x="0" y="0"/>
+                      <a:ext cx="5155245" cy="1431289"/>
+                    </a:xfrm>
+                    <a:prstGeom prst="rect">
+                      <a:avLst/>
+                    </a:prstGeom>
+                  </pic:spPr>
+                </pic:pic>
+              </a:graphicData>
+            </a:graphic>
+          </wp:inline>
+        </w:drawing>
+      </w:r>
+    </w:p>
+    <w:p>
+      <w:r>
+        <w:t xml:space="preserve">Для каждой длины </w:t>
+      </w:r>
+      <w:proofErr w:type="spellStart"/>
+      <w:r>
+        <w:t>подмассива</w:t>
+      </w:r>
+      <w:proofErr w:type="spellEnd"/>
+      <w:r>
+        <w:t xml:space="preserve"> </w:t>
+      </w:r>
+      <w:r>
+        <w:rPr>
+          <w:rStyle w:val="katex-mathml"/>
+        </w:rPr>
+        <w:t>k</w:t>
+      </w:r>
+      <w:r>
+        <w:rPr>
+          <w:rStyle w:val="katex-mathml"/>
+        </w:rPr>
+        <w:t xml:space="preserve"> </w:t>
+      </w:r>
+      <w:r>
+        <w:rPr>
+          <w:rStyle w:val="katex-mathml"/>
+        </w:rPr>
+        <w:t>=</w:t>
+      </w:r>
+      <w:r>
+        <w:rPr>
+          <w:rStyle w:val="katex-mathml"/>
+        </w:rPr>
+        <w:t xml:space="preserve"> </w:t>
+      </w:r>
+      <w:proofErr w:type="spellStart"/>
+      <w:r>
+        <w:rPr>
+          <w:rStyle w:val="katex-mathml"/>
+        </w:rPr>
+        <w:t>remainingElements</w:t>
+      </w:r>
+      <w:proofErr w:type="spellEnd"/>
+      <w:r>
+        <w:t xml:space="preserve">, проверяем, является ли </w:t>
+      </w:r>
+      <w:r>
+        <w:rPr>
+          <w:rStyle w:val="katex-mathml"/>
+        </w:rPr>
+        <w:t>S</w:t>
+      </w:r>
+      <w:r>
+        <w:rPr>
+          <w:rStyle w:val="katex-mathml"/>
           <w:lang w:val="en-US"/>
         </w:rPr>
-      </w:pPr>
-    </w:p>
-    <w:p>
-      <w:pPr>
-        <w:pStyle w:val="14"/>
+        <w:t>a</w:t>
+      </w:r>
+      <w:r>
+        <w:rPr>
+          <w:rStyle w:val="katex-mathml"/>
+        </w:rPr>
+        <w:t>=S</w:t>
+      </w:r>
+      <w:r>
+        <w:rPr>
+          <w:rStyle w:val="katex-mathml"/>
+          <w:rFonts w:ascii="Cambria Math" w:hAnsi="Cambria Math" w:cs="Cambria Math"/>
+        </w:rPr>
+        <w:t>⋅</w:t>
+      </w:r>
+      <w:r>
+        <w:rPr>
+          <w:rStyle w:val="katex-mathml"/>
+          <w:lang w:val="en-US"/>
+        </w:rPr>
+        <w:t>k</w:t>
+      </w:r>
+      <w:r>
+        <w:rPr>
+          <w:rStyle w:val="katex-mathml"/>
+        </w:rPr>
+        <w:t>/</w:t>
+      </w:r>
+      <w:r>
+        <w:rPr>
+          <w:rStyle w:val="katex-mathml"/>
+          <w:lang w:val="en-US"/>
+        </w:rPr>
+        <w:t>N</w:t>
+      </w:r>
+      <w:r>
+        <w:rPr>
+          <w:rStyle w:val="vlist-s"/>
+        </w:rPr>
+        <w:t>​</w:t>
+      </w:r>
+      <w:r>
+        <w:t xml:space="preserve"> целым числом.</w:t>
+      </w:r>
+    </w:p>
+    <w:p>
+      <w:pPr>
+        <w:pStyle w:val="14"/>
+        <w:spacing w:line="240" w:lineRule="auto"/>
         <w:ind w:firstLine="0"/>
         <w:rPr>
+          <w:rStyle w:val="katex-mathml"/>
+          <w:sz w:val="24"/>
+        </w:rPr>
+      </w:pPr>
+      <w:r>
+        <w:rPr>
+          <w:sz w:val="24"/>
+        </w:rPr>
+        <w:t xml:space="preserve">Если </w:t>
+      </w:r>
+      <w:r>
+        <w:rPr>
+          <w:rStyle w:val="katex-mathml"/>
+          <w:sz w:val="24"/>
+        </w:rPr>
+        <w:t>S</w:t>
+      </w:r>
+      <w:r>
+        <w:rPr>
+          <w:rStyle w:val="katex-mathml"/>
+          <w:sz w:val="24"/>
+          <w:lang w:val="en-US"/>
+        </w:rPr>
+        <w:t>a</w:t>
+      </w:r>
+      <w:r>
+        <w:rPr>
+          <w:rStyle w:val="vlist-s"/>
+          <w:sz w:val="24"/>
+        </w:rPr>
+        <w:t>​</w:t>
+      </w:r>
+      <w:r>
+        <w:rPr>
+          <w:sz w:val="24"/>
+        </w:rPr>
+        <w:t xml:space="preserve"> целое, вызываем функцию </w:t>
+      </w:r>
+      <w:proofErr w:type="spellStart"/>
+      <w:r>
+        <w:rPr>
+          <w:rStyle w:val="HTML"/>
+          <w:rFonts w:ascii="Times New Roman" w:hAnsi="Times New Roman" w:cs="Times New Roman"/>
+          <w:sz w:val="24"/>
+          <w:szCs w:val="24"/>
+        </w:rPr>
+        <w:t>canPartition</w:t>
+      </w:r>
+      <w:proofErr w:type="spellEnd"/>
+      <w:r>
+        <w:rPr>
+          <w:sz w:val="24"/>
+        </w:rPr>
+        <w:t xml:space="preserve"> для проверки, можно ли выбрать </w:t>
+      </w:r>
+      <w:proofErr w:type="spellStart"/>
+      <w:r>
+        <w:rPr>
+          <w:sz w:val="24"/>
+        </w:rPr>
+        <w:t>подмассив</w:t>
+      </w:r>
+      <w:proofErr w:type="spellEnd"/>
+      <w:r>
+        <w:rPr>
+          <w:sz w:val="24"/>
+        </w:rPr>
+        <w:t xml:space="preserve"> с длиной </w:t>
+      </w:r>
+      <w:r>
+        <w:rPr>
+          <w:rStyle w:val="katex-mathml"/>
+          <w:sz w:val="24"/>
+        </w:rPr>
+        <w:t>k</w:t>
+      </w:r>
+      <w:r>
+        <w:rPr>
+          <w:sz w:val="24"/>
+        </w:rPr>
+        <w:t xml:space="preserve"> и суммой </w:t>
+      </w:r>
+      <w:r>
+        <w:rPr>
+          <w:rStyle w:val="katex-mathml"/>
+          <w:sz w:val="24"/>
+        </w:rPr>
+        <w:t>S</w:t>
+      </w:r>
+      <w:r>
+        <w:rPr>
+          <w:rStyle w:val="katex-mathml"/>
+          <w:sz w:val="24"/>
+          <w:lang w:val="en-US"/>
+        </w:rPr>
+        <w:t>a</w:t>
+      </w:r>
+    </w:p>
+    <w:p>
+      <w:pPr>
+        <w:pStyle w:val="14"/>
+        <w:numPr>
+          <w:ilvl w:val="0"/>
+          <w:numId w:val="10"/>
+        </w:numPr>
+        <w:spacing w:line="240" w:lineRule="auto"/>
+        <w:rPr>
+          <w:rStyle w:val="HTML"/>
+          <w:rFonts w:ascii="Times New Roman" w:eastAsiaTheme="minorHAnsi" w:hAnsi="Times New Roman" w:cs="Times New Roman"/>
+          <w:b/>
+          <w:bCs/>
+          <w:sz w:val="28"/>
+          <w:szCs w:val="28"/>
+        </w:rPr>
+      </w:pPr>
+      <w:r>
+        <w:rPr>
+          <w:b/>
+          <w:bCs/>
+          <w:szCs w:val="28"/>
+        </w:rPr>
+        <w:t xml:space="preserve">Функция </w:t>
+      </w:r>
+      <w:proofErr w:type="spellStart"/>
+      <w:r>
+        <w:rPr>
+          <w:rStyle w:val="HTML"/>
+          <w:rFonts w:ascii="Times New Roman" w:hAnsi="Times New Roman" w:cs="Times New Roman"/>
+          <w:b/>
+          <w:bCs/>
+          <w:sz w:val="28"/>
+          <w:szCs w:val="28"/>
+        </w:rPr>
+        <w:t>canPartition</w:t>
+      </w:r>
+      <w:proofErr w:type="spellEnd"/>
+    </w:p>
+    <w:p>
+      <w:pPr>
+        <w:pStyle w:val="14"/>
+        <w:spacing w:line="240" w:lineRule="auto"/>
+        <w:ind w:firstLine="0"/>
+        <w:rPr>
+          <w:rStyle w:val="HTML"/>
+          <w:rFonts w:ascii="Times New Roman" w:eastAsiaTheme="minorHAnsi" w:hAnsi="Times New Roman" w:cs="Times New Roman"/>
+          <w:b/>
+          <w:bCs/>
+          <w:sz w:val="28"/>
+          <w:szCs w:val="28"/>
+        </w:rPr>
+      </w:pPr>
+      <w:r>
+        <w:rPr>
+          <w:b/>
+          <w:bCs/>
+          <w:noProof/>
+          <w:szCs w:val="28"/>
+        </w:rPr>
+        <w:drawing>
+          <wp:inline distT="0" distB="0" distL="0" distR="0" wp14:anchorId="0FDBE313" wp14:editId="66033F21">
+            <wp:extent cx="2476500" cy="1193800"/>
+            <wp:effectExtent l="0" t="0" r="0" b="0"/>
+            <wp:docPr id="778145890" name="Рисунок 4"/>
+            <wp:cNvGraphicFramePr>
+              <a:graphicFrameLocks xmlns:a="http://schemas.openxmlformats.org/drawingml/2006/main" noChangeAspect="1"/>
+            </wp:cNvGraphicFramePr>
+            <a:graphic xmlns:a="http://schemas.openxmlformats.org/drawingml/2006/main">
+              <a:graphicData uri="http://schemas.openxmlformats.org/drawingml/2006/picture">
+                <pic:pic xmlns:pic="http://schemas.openxmlformats.org/drawingml/2006/picture">
+                  <pic:nvPicPr>
+                    <pic:cNvPr id="778145890" name="Рисунок 778145890"/>
+                    <pic:cNvPicPr/>
+                  </pic:nvPicPr>
+                  <pic:blipFill>
+                    <a:blip r:embed="rId11">
+                      <a:extLst>
+                        <a:ext uri="{28A0092B-C50C-407E-A947-70E740481C1C}">
+                          <a14:useLocalDpi xmlns:a14="http://schemas.microsoft.com/office/drawing/2010/main" val="0"/>
+                        </a:ext>
+                      </a:extLst>
+                    </a:blip>
+                    <a:stretch>
+                      <a:fillRect/>
+                    </a:stretch>
+                  </pic:blipFill>
+                  <pic:spPr>
+                    <a:xfrm>
+                      <a:off x="0" y="0"/>
+                      <a:ext cx="2476500" cy="1193800"/>
+                    </a:xfrm>
+                    <a:prstGeom prst="rect">
+                      <a:avLst/>
+                    </a:prstGeom>
+                  </pic:spPr>
+                </pic:pic>
+              </a:graphicData>
+            </a:graphic>
+          </wp:inline>
+        </w:drawing>
+      </w:r>
+    </w:p>
+    <w:p>
+      <w:r>
+        <w:t>Если мы уже выбрали нужное количество элементов (</w:t>
+      </w:r>
+      <w:proofErr w:type="spellStart"/>
+      <w:r>
+        <w:rPr>
+          <w:rStyle w:val="HTML"/>
+          <w:rFonts w:ascii="Times New Roman" w:hAnsi="Times New Roman" w:cs="Times New Roman"/>
+          <w:sz w:val="24"/>
+          <w:szCs w:val="24"/>
+        </w:rPr>
+        <w:t>remainingElements</w:t>
+      </w:r>
+      <w:proofErr w:type="spellEnd"/>
+      <w:r>
+        <w:rPr>
+          <w:rStyle w:val="HTML"/>
+          <w:rFonts w:ascii="Times New Roman" w:hAnsi="Times New Roman" w:cs="Times New Roman"/>
+          <w:sz w:val="24"/>
+          <w:szCs w:val="24"/>
+        </w:rPr>
+        <w:t xml:space="preserve"> == 0</w:t>
+      </w:r>
+      <w:r>
+        <w:t>), проверяем, равна ли оставшаяся сумма нулю.</w:t>
+      </w:r>
+    </w:p>
+    <w:p>
+      <w:pPr>
+        <w:pStyle w:val="14"/>
+        <w:spacing w:line="240" w:lineRule="auto"/>
+        <w:ind w:firstLine="0"/>
+        <w:rPr>
+          <w:sz w:val="24"/>
+        </w:rPr>
+      </w:pPr>
+      <w:r>
+        <w:rPr>
+          <w:sz w:val="24"/>
+        </w:rPr>
+        <w:t>Если дошли до конца массива (</w:t>
+      </w:r>
+      <w:proofErr w:type="spellStart"/>
+      <w:r>
+        <w:rPr>
+          <w:rStyle w:val="HTML"/>
+          <w:rFonts w:ascii="Times New Roman" w:hAnsi="Times New Roman" w:cs="Times New Roman"/>
+          <w:sz w:val="24"/>
+          <w:szCs w:val="24"/>
+        </w:rPr>
+        <w:t>index</w:t>
+      </w:r>
+      <w:proofErr w:type="spellEnd"/>
+      <w:r>
+        <w:rPr>
+          <w:rStyle w:val="HTML"/>
+          <w:rFonts w:ascii="Times New Roman" w:hAnsi="Times New Roman" w:cs="Times New Roman"/>
+          <w:sz w:val="24"/>
+          <w:szCs w:val="24"/>
+        </w:rPr>
+        <w:t xml:space="preserve"> == </w:t>
+      </w:r>
+      <w:proofErr w:type="spellStart"/>
+      <w:r>
+        <w:rPr>
+          <w:rStyle w:val="HTML"/>
+          <w:rFonts w:ascii="Times New Roman" w:hAnsi="Times New Roman" w:cs="Times New Roman"/>
+          <w:sz w:val="24"/>
+          <w:szCs w:val="24"/>
+        </w:rPr>
+        <w:t>totalElements</w:t>
+      </w:r>
+      <w:proofErr w:type="spellEnd"/>
+      <w:r>
+        <w:rPr>
+          <w:sz w:val="24"/>
+        </w:rPr>
+        <w:t xml:space="preserve">), возвращаем </w:t>
+      </w:r>
+      <w:proofErr w:type="spellStart"/>
+      <w:r>
+        <w:rPr>
+          <w:rStyle w:val="HTML"/>
+          <w:rFonts w:ascii="Times New Roman" w:hAnsi="Times New Roman" w:cs="Times New Roman"/>
+          <w:sz w:val="24"/>
+          <w:szCs w:val="24"/>
+        </w:rPr>
+        <w:t>false</w:t>
+      </w:r>
+      <w:proofErr w:type="spellEnd"/>
+      <w:r>
+        <w:rPr>
+          <w:sz w:val="24"/>
+        </w:rPr>
+        <w:t>.</w:t>
+      </w:r>
+    </w:p>
+    <w:p>
+      <w:pPr>
+        <w:pStyle w:val="14"/>
+        <w:numPr>
+          <w:ilvl w:val="0"/>
+          <w:numId w:val="10"/>
+        </w:numPr>
+        <w:spacing w:line="240" w:lineRule="auto"/>
+        <w:rPr>
+          <w:b/>
+          <w:bCs/>
+          <w:sz w:val="24"/>
+        </w:rPr>
+      </w:pPr>
+      <w:proofErr w:type="spellStart"/>
+      <w:r>
+        <w:rPr>
+          <w:b/>
+          <w:bCs/>
+          <w:sz w:val="24"/>
+        </w:rPr>
+        <w:t>Мемоизация</w:t>
+      </w:r>
+      <w:proofErr w:type="spellEnd"/>
+      <w:r>
+        <w:rPr>
+          <w:b/>
+          <w:bCs/>
+          <w:sz w:val="24"/>
+        </w:rPr>
+        <w:t>:</w:t>
+      </w:r>
+    </w:p>
+    <w:p>
+      <w:pPr>
+        <w:pStyle w:val="14"/>
+        <w:spacing w:line="240" w:lineRule="auto"/>
+        <w:ind w:firstLine="0"/>
+        <w:rPr>
+          <w:rStyle w:val="HTML"/>
+          <w:rFonts w:ascii="Times New Roman" w:eastAsiaTheme="minorHAnsi" w:hAnsi="Times New Roman" w:cs="Times New Roman"/>
+          <w:b/>
+          <w:bCs/>
+          <w:sz w:val="24"/>
+          <w:szCs w:val="24"/>
+        </w:rPr>
+      </w:pPr>
+      <w:r>
+        <w:rPr>
+          <w:b/>
+          <w:bCs/>
+          <w:noProof/>
+          <w:sz w:val="24"/>
+        </w:rPr>
+        <w:drawing>
+          <wp:inline distT="0" distB="0" distL="0" distR="0" wp14:anchorId="5AF9D4B0" wp14:editId="4AB5D857">
+            <wp:extent cx="6031230" cy="632460"/>
+            <wp:effectExtent l="0" t="0" r="1270" b="2540"/>
+            <wp:docPr id="2135485548" name="Рисунок 5"/>
+            <wp:cNvGraphicFramePr>
+              <a:graphicFrameLocks xmlns:a="http://schemas.openxmlformats.org/drawingml/2006/main" noChangeAspect="1"/>
+            </wp:cNvGraphicFramePr>
+            <a:graphic xmlns:a="http://schemas.openxmlformats.org/drawingml/2006/main">
+              <a:graphicData uri="http://schemas.openxmlformats.org/drawingml/2006/picture">
+                <pic:pic xmlns:pic="http://schemas.openxmlformats.org/drawingml/2006/picture">
+                  <pic:nvPicPr>
+                    <pic:cNvPr id="2135485548" name="Рисунок 2135485548"/>
+                    <pic:cNvPicPr/>
+                  </pic:nvPicPr>
+                  <pic:blipFill>
+                    <a:blip r:embed="rId12">
+                      <a:extLst>
+                        <a:ext uri="{28A0092B-C50C-407E-A947-70E740481C1C}">
+                          <a14:useLocalDpi xmlns:a14="http://schemas.microsoft.com/office/drawing/2010/main" val="0"/>
+                        </a:ext>
+                      </a:extLst>
+                    </a:blip>
+                    <a:stretch>
+                      <a:fillRect/>
+                    </a:stretch>
+                  </pic:blipFill>
+                  <pic:spPr>
+                    <a:xfrm>
+                      <a:off x="0" y="0"/>
+                      <a:ext cx="6031230" cy="632460"/>
+                    </a:xfrm>
+                    <a:prstGeom prst="rect">
+                      <a:avLst/>
+                    </a:prstGeom>
+                  </pic:spPr>
+                </pic:pic>
+              </a:graphicData>
+            </a:graphic>
+          </wp:inline>
+        </w:drawing>
+      </w:r>
+    </w:p>
+    <w:p>
+      <w:pPr>
+        <w:pStyle w:val="14"/>
+        <w:spacing w:line="240" w:lineRule="auto"/>
+        <w:ind w:firstLine="0"/>
+        <w:rPr>
+          <w:rStyle w:val="HTML"/>
+          <w:rFonts w:ascii="Times New Roman" w:eastAsiaTheme="minorHAnsi" w:hAnsi="Times New Roman" w:cs="Times New Roman"/>
+          <w:b/>
+          <w:bCs/>
+          <w:sz w:val="24"/>
+          <w:szCs w:val="24"/>
+        </w:rPr>
+      </w:pPr>
+      <w:r>
+        <w:rPr>
+          <w:sz w:val="24"/>
+        </w:rPr>
+        <w:t>Храним результат для текущего состояния, чтобы избежать повторных вычислений.</w:t>
+      </w:r>
+    </w:p>
+    <w:p>
+      <w:pPr>
+        <w:pStyle w:val="14"/>
+        <w:numPr>
+          <w:ilvl w:val="0"/>
+          <w:numId w:val="10"/>
+        </w:numPr>
+        <w:spacing w:line="240" w:lineRule="auto"/>
+        <w:rPr>
+          <w:rStyle w:val="HTML"/>
+          <w:rFonts w:ascii="Times New Roman" w:eastAsiaTheme="minorHAnsi" w:hAnsi="Times New Roman" w:cs="Times New Roman"/>
+          <w:b/>
+          <w:bCs/>
+          <w:sz w:val="24"/>
+          <w:szCs w:val="24"/>
+        </w:rPr>
+      </w:pPr>
+      <w:r>
+        <w:rPr>
+          <w:rStyle w:val="HTML"/>
+          <w:rFonts w:ascii="Times New Roman" w:eastAsiaTheme="minorHAnsi" w:hAnsi="Times New Roman" w:cs="Times New Roman"/>
+          <w:b/>
+          <w:bCs/>
+          <w:sz w:val="24"/>
+          <w:szCs w:val="24"/>
+        </w:rPr>
+        <w:t>Рекурсивный выбор:</w:t>
+      </w:r>
+    </w:p>
+    <w:p>
+      <w:pPr>
+        <w:pStyle w:val="14"/>
+        <w:spacing w:line="240" w:lineRule="auto"/>
+        <w:ind w:firstLine="0"/>
+        <w:rPr>
+          <w:rStyle w:val="HTML"/>
+          <w:rFonts w:ascii="Times New Roman" w:eastAsiaTheme="minorHAnsi" w:hAnsi="Times New Roman" w:cs="Times New Roman"/>
+          <w:b/>
+          <w:bCs/>
+          <w:sz w:val="24"/>
+          <w:szCs w:val="24"/>
+        </w:rPr>
+      </w:pPr>
+      <w:r>
+        <w:rPr>
+          <w:b/>
+          <w:bCs/>
+          <w:noProof/>
+          <w:sz w:val="24"/>
+        </w:rPr>
+        <w:drawing>
+          <wp:inline distT="0" distB="0" distL="0" distR="0" wp14:anchorId="32061AAD" wp14:editId="6F3C2526">
+            <wp:extent cx="6031230" cy="623570"/>
+            <wp:effectExtent l="0" t="0" r="1270" b="0"/>
+            <wp:docPr id="2066419920" name="Рисунок 6"/>
+            <wp:cNvGraphicFramePr>
+              <a:graphicFrameLocks xmlns:a="http://schemas.openxmlformats.org/drawingml/2006/main" noChangeAspect="1"/>
+            </wp:cNvGraphicFramePr>
+            <a:graphic xmlns:a="http://schemas.openxmlformats.org/drawingml/2006/main">
+              <a:graphicData uri="http://schemas.openxmlformats.org/drawingml/2006/picture">
+                <pic:pic xmlns:pic="http://schemas.openxmlformats.org/drawingml/2006/picture">
+                  <pic:nvPicPr>
+                    <pic:cNvPr id="2066419920" name="Рисунок 2066419920"/>
+                    <pic:cNvPicPr/>
+                  </pic:nvPicPr>
+                  <pic:blipFill>
+                    <a:blip r:embed="rId13" cstate="print">
+                      <a:extLst>
+                        <a:ext uri="{28A0092B-C50C-407E-A947-70E740481C1C}">
+                          <a14:useLocalDpi xmlns:a14="http://schemas.microsoft.com/office/drawing/2010/main" val="0"/>
+                        </a:ext>
+                      </a:extLst>
+                    </a:blip>
+                    <a:stretch>
+                      <a:fillRect/>
+                    </a:stretch>
+                  </pic:blipFill>
+                  <pic:spPr>
+                    <a:xfrm>
+                      <a:off x="0" y="0"/>
+                      <a:ext cx="6031230" cy="623570"/>
+                    </a:xfrm>
+                    <a:prstGeom prst="rect">
+                      <a:avLst/>
+                    </a:prstGeom>
+                  </pic:spPr>
+                </pic:pic>
+              </a:graphicData>
+            </a:graphic>
+          </wp:inline>
+        </w:drawing>
+      </w:r>
+    </w:p>
+    <w:p>
+      <w:r>
+        <w:t>Либо берем текущий элемент (</w:t>
+      </w:r>
+      <w:proofErr w:type="spellStart"/>
+      <w:r>
+        <w:rPr>
+          <w:rStyle w:val="HTML"/>
+          <w:rFonts w:ascii="Times New Roman" w:hAnsi="Times New Roman" w:cs="Times New Roman"/>
+          <w:sz w:val="24"/>
+          <w:szCs w:val="24"/>
+        </w:rPr>
+        <w:t>nums</w:t>
+      </w:r>
+      <w:proofErr w:type="spellEnd"/>
+      <w:r>
+        <w:rPr>
+          <w:rStyle w:val="HTML"/>
+          <w:rFonts w:ascii="Times New Roman" w:hAnsi="Times New Roman" w:cs="Times New Roman"/>
+          <w:sz w:val="24"/>
+          <w:szCs w:val="24"/>
+        </w:rPr>
+        <w:t>[</w:t>
+      </w:r>
+      <w:proofErr w:type="spellStart"/>
+      <w:r>
+        <w:rPr>
+          <w:rStyle w:val="HTML"/>
+          <w:rFonts w:ascii="Times New Roman" w:hAnsi="Times New Roman" w:cs="Times New Roman"/>
+          <w:sz w:val="24"/>
+          <w:szCs w:val="24"/>
+        </w:rPr>
+        <w:t>index</w:t>
+      </w:r>
+      <w:proofErr w:type="spellEnd"/>
+      <w:r>
+        <w:rPr>
+          <w:rStyle w:val="HTML"/>
+          <w:rFonts w:ascii="Times New Roman" w:hAnsi="Times New Roman" w:cs="Times New Roman"/>
+          <w:sz w:val="24"/>
+          <w:szCs w:val="24"/>
+        </w:rPr>
+        <w:t>]</w:t>
+      </w:r>
+      <w:r>
+        <w:t xml:space="preserve">) в </w:t>
+      </w:r>
+      <w:proofErr w:type="spellStart"/>
+      <w:r>
+        <w:t>подмассив</w:t>
+      </w:r>
+      <w:proofErr w:type="spellEnd"/>
+      <w:r>
+        <w:t xml:space="preserve">, уменьшая </w:t>
+      </w:r>
+      <w:proofErr w:type="spellStart"/>
+      <w:r>
+        <w:rPr>
+          <w:rStyle w:val="HTML"/>
+          <w:rFonts w:ascii="Times New Roman" w:hAnsi="Times New Roman" w:cs="Times New Roman"/>
+          <w:sz w:val="24"/>
+          <w:szCs w:val="24"/>
+        </w:rPr>
+        <w:t>targetSum</w:t>
+      </w:r>
+      <w:proofErr w:type="spellEnd"/>
+      <w:r>
+        <w:t xml:space="preserve"> и </w:t>
+      </w:r>
+      <w:proofErr w:type="spellStart"/>
+      <w:r>
+        <w:rPr>
+          <w:rStyle w:val="HTML"/>
+          <w:rFonts w:ascii="Times New Roman" w:hAnsi="Times New Roman" w:cs="Times New Roman"/>
+          <w:sz w:val="24"/>
+          <w:szCs w:val="24"/>
+        </w:rPr>
+        <w:t>remainingElements</w:t>
+      </w:r>
+      <w:proofErr w:type="spellEnd"/>
+      <w:r>
+        <w:t>,</w:t>
+      </w:r>
+    </w:p>
+    <w:p>
+      <w:pPr>
+        <w:pStyle w:val="14"/>
+        <w:spacing w:line="240" w:lineRule="auto"/>
+        <w:ind w:firstLine="0"/>
+        <w:rPr>
+          <w:sz w:val="24"/>
+        </w:rPr>
+      </w:pPr>
+      <w:r>
+        <w:rPr>
+          <w:sz w:val="24"/>
+        </w:rPr>
+        <w:t>Либо пропускаем текущий элемент.</w:t>
+      </w:r>
+    </w:p>
+    <w:p>
+      <w:pPr>
+        <w:pStyle w:val="14"/>
+        <w:numPr>
+          <w:ilvl w:val="0"/>
+          <w:numId w:val="10"/>
+        </w:numPr>
+        <w:spacing w:line="240" w:lineRule="auto"/>
+        <w:rPr>
+          <w:sz w:val="24"/>
+        </w:rPr>
+      </w:pPr>
+      <w:r>
+        <w:rPr>
+          <w:sz w:val="24"/>
+        </w:rPr>
+        <w:t>Пример:</w:t>
+      </w:r>
+    </w:p>
+    <w:p>
+      <w:pPr>
+        <w:pStyle w:val="af5"/>
+      </w:pPr>
+      <w:r>
+        <w:t xml:space="preserve">Рассмотрим массив </w:t>
+      </w:r>
+      <w:proofErr w:type="spellStart"/>
+      <w:r>
+        <w:rPr>
+          <w:rStyle w:val="HTML"/>
+          <w:rFonts w:ascii="Times New Roman" w:hAnsi="Times New Roman" w:cs="Times New Roman"/>
+          <w:sz w:val="24"/>
+          <w:szCs w:val="24"/>
+        </w:rPr>
+        <w:t>nums</w:t>
+      </w:r>
+      <w:proofErr w:type="spellEnd"/>
+      <w:r>
+        <w:rPr>
+          <w:rStyle w:val="HTML"/>
+          <w:rFonts w:ascii="Times New Roman" w:hAnsi="Times New Roman" w:cs="Times New Roman"/>
+          <w:sz w:val="24"/>
+          <w:szCs w:val="24"/>
+        </w:rPr>
+        <w:t xml:space="preserve"> = [1, 2, 3, 4, 5, 6, 7, 8]</w:t>
+      </w:r>
+      <w:r>
+        <w:t>:</w:t>
+      </w:r>
+    </w:p>
+    <w:p>
+      <w:pPr>
+        <w:pStyle w:val="af5"/>
+        <w:numPr>
+          <w:ilvl w:val="0"/>
+          <w:numId w:val="11"/>
+        </w:numPr>
+      </w:pPr>
+      <w:r>
+        <w:rPr>
+          <w:rStyle w:val="af6"/>
+        </w:rPr>
+        <w:lastRenderedPageBreak/>
+        <w:t>Общая сумма и длина</w:t>
+      </w:r>
+      <w:r>
+        <w:t>:</w:t>
+      </w:r>
+    </w:p>
+    <w:p>
+      <w:pPr>
+        <w:numPr>
+          <w:ilvl w:val="1"/>
+          <w:numId w:val="11"/>
+        </w:numPr>
+        <w:spacing w:before="100" w:beforeAutospacing="1" w:after="100" w:afterAutospacing="1"/>
+      </w:pPr>
+      <w:proofErr w:type="spellStart"/>
+      <w:r>
+        <w:rPr>
+          <w:rStyle w:val="HTML"/>
+          <w:rFonts w:ascii="Times New Roman" w:hAnsi="Times New Roman" w:cs="Times New Roman"/>
+          <w:sz w:val="24"/>
+          <w:szCs w:val="24"/>
+        </w:rPr>
+        <w:t>totalSum</w:t>
+      </w:r>
+      <w:proofErr w:type="spellEnd"/>
+      <w:r>
+        <w:rPr>
+          <w:rStyle w:val="HTML"/>
+          <w:rFonts w:ascii="Times New Roman" w:hAnsi="Times New Roman" w:cs="Times New Roman"/>
+          <w:sz w:val="24"/>
+          <w:szCs w:val="24"/>
+        </w:rPr>
+        <w:t xml:space="preserve"> = 36</w:t>
+      </w:r>
+      <w:r>
+        <w:t xml:space="preserve">, </w:t>
+      </w:r>
+      <w:proofErr w:type="spellStart"/>
+      <w:r>
+        <w:rPr>
+          <w:rStyle w:val="HTML"/>
+          <w:rFonts w:ascii="Times New Roman" w:hAnsi="Times New Roman" w:cs="Times New Roman"/>
+          <w:sz w:val="24"/>
+          <w:szCs w:val="24"/>
+        </w:rPr>
+        <w:t>totalElements</w:t>
+      </w:r>
+      <w:proofErr w:type="spellEnd"/>
+      <w:r>
+        <w:rPr>
+          <w:rStyle w:val="HTML"/>
+          <w:rFonts w:ascii="Times New Roman" w:hAnsi="Times New Roman" w:cs="Times New Roman"/>
+          <w:sz w:val="24"/>
+          <w:szCs w:val="24"/>
+        </w:rPr>
+        <w:t xml:space="preserve"> = 8</w:t>
+      </w:r>
+      <w:r>
+        <w:t>.</w:t>
+      </w:r>
+    </w:p>
+    <w:p>
+      <w:pPr>
+        <w:pStyle w:val="af5"/>
+        <w:numPr>
+          <w:ilvl w:val="0"/>
+          <w:numId w:val="11"/>
+        </w:numPr>
+      </w:pPr>
+      <w:r>
+        <w:rPr>
+          <w:rStyle w:val="af6"/>
+        </w:rPr>
+        <w:t xml:space="preserve">Перебираем длины </w:t>
+      </w:r>
+      <w:proofErr w:type="spellStart"/>
+      <w:r>
+        <w:rPr>
+          <w:rStyle w:val="af6"/>
+        </w:rPr>
+        <w:t>подмассивов</w:t>
+      </w:r>
+      <w:proofErr w:type="spellEnd"/>
+      <w:r>
+        <w:t>:</w:t>
+      </w:r>
+    </w:p>
+    <w:p>
+      <w:pPr>
+        <w:numPr>
+          <w:ilvl w:val="1"/>
+          <w:numId w:val="11"/>
+        </w:numPr>
+        <w:spacing w:before="100" w:beforeAutospacing="1" w:after="100" w:afterAutospacing="1"/>
+        <w:rPr>
+          <w:rStyle w:val="katex-mathml"/>
+        </w:rPr>
+      </w:pPr>
+      <w:r>
+        <w:t xml:space="preserve">Для </w:t>
+      </w:r>
+      <w:r>
+        <w:rPr>
+          <w:rStyle w:val="katex-mathml"/>
+        </w:rPr>
+        <w:t>k=4k = 4</w:t>
+      </w:r>
+      <w:r>
+        <w:rPr>
+          <w:rStyle w:val="mord"/>
+          <w:rFonts w:eastAsiaTheme="majorEastAsia"/>
+        </w:rPr>
+        <w:t>k</w:t>
+      </w:r>
+      <w:r>
+        <w:rPr>
+          <w:rStyle w:val="mrel"/>
+          <w:rFonts w:eastAsiaTheme="majorEastAsia"/>
+        </w:rPr>
+        <w:t>=</w:t>
+      </w:r>
+      <w:r>
+        <w:rPr>
+          <w:rStyle w:val="mord"/>
+          <w:rFonts w:eastAsiaTheme="majorEastAsia"/>
+        </w:rPr>
+        <w:t>4</w:t>
+      </w:r>
+      <w:r>
+        <w:t xml:space="preserve">: </w:t>
+      </w:r>
+      <w:r>
+        <w:rPr>
+          <w:rStyle w:val="katex-mathml"/>
+        </w:rPr>
+        <w:t>SA=36</w:t>
+      </w:r>
+      <w:r>
+        <w:rPr>
+          <w:rStyle w:val="katex-mathml"/>
+          <w:rFonts w:ascii="Cambria Math" w:hAnsi="Cambria Math" w:cs="Cambria Math"/>
+        </w:rPr>
+        <w:t>⋅</w:t>
+      </w:r>
+      <w:r>
+        <w:rPr>
+          <w:rStyle w:val="katex-mathml"/>
+        </w:rPr>
+        <w:t>4</w:t>
+      </w:r>
+      <w:r>
+        <w:rPr>
+          <w:rStyle w:val="katex-mathml"/>
+        </w:rPr>
+        <w:t>/</w:t>
+      </w:r>
+      <w:r>
+        <w:rPr>
+          <w:rStyle w:val="katex-mathml"/>
+        </w:rPr>
+        <w:t>8=18</w:t>
+      </w:r>
+    </w:p>
+    <w:p>
+      <w:pPr>
+        <w:numPr>
+          <w:ilvl w:val="1"/>
+          <w:numId w:val="11"/>
+        </w:numPr>
+        <w:spacing w:before="100" w:beforeAutospacing="1" w:after="100" w:afterAutospacing="1"/>
+      </w:pPr>
+      <w:r>
+        <w:t>Проверяем, можно ли выбрать 4 элемента с суммой 18.</w:t>
+      </w:r>
+    </w:p>
+    <w:p>
+      <w:pPr>
+        <w:pStyle w:val="af5"/>
+        <w:numPr>
+          <w:ilvl w:val="0"/>
+          <w:numId w:val="11"/>
+        </w:numPr>
+      </w:pPr>
+      <w:r>
+        <w:rPr>
+          <w:rStyle w:val="af6"/>
+        </w:rPr>
+        <w:t>Рекурсия</w:t>
+      </w:r>
+      <w:r>
+        <w:t>:</w:t>
+      </w:r>
+    </w:p>
+    <w:p>
+      <w:pPr>
+        <w:numPr>
+          <w:ilvl w:val="1"/>
+          <w:numId w:val="11"/>
+        </w:numPr>
+        <w:spacing w:before="100" w:beforeAutospacing="1" w:after="100" w:afterAutospacing="1"/>
+      </w:pPr>
+      <w:r>
+        <w:t xml:space="preserve">Сумма 18 достигается, например, с </w:t>
+      </w:r>
+      <w:proofErr w:type="spellStart"/>
+      <w:r>
+        <w:t>подмассивом</w:t>
+      </w:r>
+      <w:proofErr w:type="spellEnd"/>
+      <w:r>
+        <w:t xml:space="preserve"> </w:t>
+      </w:r>
+      <w:r>
+        <w:rPr>
+          <w:rStyle w:val="HTML"/>
+          <w:rFonts w:ascii="Times New Roman" w:hAnsi="Times New Roman" w:cs="Times New Roman"/>
+          <w:sz w:val="24"/>
+          <w:szCs w:val="24"/>
+        </w:rPr>
+        <w:t>[1, 2, 7, 8]</w:t>
+      </w:r>
+      <w:r>
+        <w:t>.</w:t>
+      </w:r>
+    </w:p>
+    <w:p>
+      <w:pPr>
+        <w:pStyle w:val="af5"/>
+        <w:numPr>
+          <w:ilvl w:val="0"/>
+          <w:numId w:val="11"/>
+        </w:numPr>
+      </w:pPr>
+      <w:r>
+        <w:rPr>
+          <w:rStyle w:val="af6"/>
+        </w:rPr>
+        <w:t>Результат</w:t>
+      </w:r>
+      <w:r>
+        <w:t>:</w:t>
+      </w:r>
+    </w:p>
+    <w:p>
+      <w:pPr>
+        <w:numPr>
+          <w:ilvl w:val="1"/>
+          <w:numId w:val="11"/>
+        </w:numPr>
+        <w:spacing w:before="100" w:beforeAutospacing="1" w:after="100" w:afterAutospacing="1"/>
+      </w:pPr>
+      <w:r>
+        <w:t xml:space="preserve">Поскольку разбиение возможно, функция возвращает </w:t>
+      </w:r>
+      <w:proofErr w:type="spellStart"/>
+      <w:r>
+        <w:rPr>
+          <w:rStyle w:val="HTML"/>
+          <w:rFonts w:ascii="Times New Roman" w:hAnsi="Times New Roman" w:cs="Times New Roman"/>
+          <w:sz w:val="24"/>
+          <w:szCs w:val="24"/>
+        </w:rPr>
+        <w:t>True</w:t>
+      </w:r>
+      <w:proofErr w:type="spellEnd"/>
+      <w:r>
+        <w:t>.</w:t>
+      </w:r>
+    </w:p>
+    <w:p>
+      <w:pPr>
+        <w:pStyle w:val="14"/>
+        <w:spacing w:line="240" w:lineRule="auto"/>
+        <w:ind w:firstLine="0"/>
+        <w:rPr>
+          <w:sz w:val="24"/>
+        </w:rPr>
+      </w:pPr>
+    </w:p>
+    <w:p>
+      <w:pPr>
+        <w:pStyle w:val="14"/>
+        <w:spacing w:line="240" w:lineRule="auto"/>
+        <w:ind w:firstLine="0"/>
+        <w:rPr>
+          <w:rStyle w:val="HTML"/>
+          <w:rFonts w:ascii="Times New Roman" w:hAnsi="Times New Roman" w:cs="Times New Roman"/>
+          <w:sz w:val="24"/>
+          <w:szCs w:val="24"/>
+        </w:rPr>
+      </w:pPr>
+    </w:p>
+    <w:p>
+      <w:pPr>
+        <w:pStyle w:val="14"/>
+        <w:ind w:firstLine="0"/>
+        <w:rPr>
           <w:b/>
           <w:bCs/>
         </w:rPr>
@@ -764,12 +3350,31 @@
           <w:bCs/>
         </w:rPr>
         <w:tab/>
+      </w:r>
+      <w:r>
+        <w:rPr>
+          <w:b/>
+          <w:bCs/>
+          <w:sz w:val="36"/>
+          <w:szCs w:val="36"/>
+        </w:rPr>
         <w:t>4.</w:t>
       </w:r>
       <w:r>
         <w:rPr>
           <w:b/>
           <w:bCs/>
+          <w:sz w:val="36"/>
+          <w:szCs w:val="36"/>
+        </w:rPr>
+        <w:t xml:space="preserve"> </w:t>
+      </w:r>
+      <w:r>
+        <w:rPr>
+          <w:b/>
+          <w:bCs/>
+          <w:sz w:val="36"/>
+          <w:szCs w:val="36"/>
         </w:rPr>
         <w:t>Пройденные тесты</w:t>
       </w:r>
@@ -789,7 +3394,6 @@
           <w:bCs/>
           <w:noProof/>
         </w:rPr>
-        <w:lastRenderedPageBreak/>
         <w:drawing>
           <wp:inline distT="0" distB="0" distL="0" distR="0" wp14:anchorId="4A22B8C6" wp14:editId="183420F5">
             <wp:extent cx="2702562" cy="1506071"/>
@@ -806,7 +3410,7 @@
                     <pic:cNvPicPr/>
                   </pic:nvPicPr>
                   <pic:blipFill>
-                    <a:blip r:embed="rId8" cstate="print">
+                    <a:blip r:embed="rId14" cstate="print">
                       <a:extLst>
                         <a:ext uri="{28A0092B-C50C-407E-A947-70E740481C1C}">
                           <a14:useLocalDpi xmlns:a14="http://schemas.microsoft.com/office/drawing/2010/main" val="0"/>
@@ -854,7 +3458,7 @@
                     <pic:cNvPicPr/>
                   </pic:nvPicPr>
                   <pic:blipFill>
-                    <a:blip r:embed="rId9" cstate="print">
+                    <a:blip r:embed="rId15" cstate="print">
                       <a:extLst>
                         <a:ext uri="{28A0092B-C50C-407E-A947-70E740481C1C}">
                           <a14:useLocalDpi xmlns:a14="http://schemas.microsoft.com/office/drawing/2010/main" val="0"/>
@@ -907,7 +3511,7 @@
           <w:noProof/>
         </w:rPr>
         <w:drawing>
-          <wp:inline distT="0" distB="0" distL="0" distR="0" wp14:anchorId="0BFC5A11" wp14:editId="7A7E1AE1">
+          <wp:inline distT="0" distB="0" distL="0" distR="0" wp14:anchorId="0BFC5A11" wp14:editId="0344AEEB">
             <wp:extent cx="5455384" cy="3657600"/>
             <wp:effectExtent l="0" t="0" r="5715" b="0"/>
             <wp:docPr id="1584072834" name="Рисунок 4"/>
@@ -922,7 +3526,7 @@
                     <pic:cNvPicPr/>
                   </pic:nvPicPr>
                   <pic:blipFill>
-                    <a:blip r:embed="rId10" cstate="print">
+                    <a:blip r:embed="rId16" cstate="print">
                       <a:extLst>
                         <a:ext uri="{28A0092B-C50C-407E-A947-70E740481C1C}">
                           <a14:useLocalDpi xmlns:a14="http://schemas.microsoft.com/office/drawing/2010/main" val="0"/>
@@ -1025,12 +3629,16 @@
         <w:rPr>
           <w:b/>
           <w:bCs/>
-        </w:rPr>
-      </w:pPr>
-      <w:r>
-        <w:rPr>
-          <w:b/>
-          <w:bCs/>
+          <w:sz w:val="36"/>
+          <w:szCs w:val="36"/>
+        </w:rPr>
+      </w:pPr>
+      <w:r>
+        <w:rPr>
+          <w:b/>
+          <w:bCs/>
+          <w:sz w:val="36"/>
+          <w:szCs w:val="36"/>
         </w:rPr>
         <w:t>5. Пояснение динамического программирования</w:t>
       </w:r>
@@ -1040,15 +3648,11 @@
         <w:pStyle w:val="14"/>
       </w:pPr>
       <w:r>
-        <w:t xml:space="preserve">В данной задаче используется динамическое программирование, потому что задача сводится к поиску подмножеств с определенной суммой (что является типичной задачей для DP). Использование DP позволяет эффективно </w:t>
-      </w:r>
-      <w:r>
-        <w:lastRenderedPageBreak/>
-        <w:t>вычислить все возможные суммы подмножеств и избежать повторных вычислений, тем самым ускоряя процесс поиска решения задачи.</w:t>
+        <w:t>В данной задаче используется динамическое программирование, потому что задача сводится к поиску подмножеств с определенной суммой (что является типичной задачей для DP). Использование DP позволяет эффективно вычислить все возможные суммы подмножеств и избежать повторных вычислений, тем самым ускоряя процесс поиска решения задачи.</w:t>
       </w:r>
     </w:p>
     <w:sectPr>
-      <w:footerReference w:type="default" r:id="rId11"/>
+      <w:footerReference w:type="default" r:id="rId17"/>
       <w:pgSz w:w="11906" w:h="16838"/>
       <w:pgMar w:top="1134" w:right="707" w:bottom="1276" w:left="1701" w:header="708" w:footer="708" w:gutter="0"/>
       <w:cols w:space="708"/>
@@ -1063,9 +3667,6 @@
 <w:endnotes xmlns:wpc="http://schemas.microsoft.com/office/word/2010/wordprocessingCanvas" xmlns:cx="http://schemas.microsoft.com/office/drawing/2014/chartex" xmlns:cx1="http://schemas.microsoft.com/office/drawing/2015/9/8/chartex" xmlns:cx2="http://schemas.microsoft.com/office/drawing/2015/10/21/chartex" xmlns:cx3="http://schemas.microsoft.com/office/drawing/2016/5/9/chartex" xmlns:cx4="http://schemas.microsoft.com/office/drawing/2016/5/10/chartex" xmlns:cx5="http://schemas.microsoft.com/office/drawing/2016/5/11/chartex" xmlns:cx6="http://schemas.microsoft.com/office/drawing/2016/5/12/chartex" xmlns:cx7="http://schemas.microsoft.com/office/drawing/2016/5/13/chartex" xmlns:cx8="http://schemas.microsoft.com/office/drawing/2016/5/14/chartex" xmlns:mc="http://schemas.openxmlformats.org/markup-compatibility/2006" xmlns:aink="http://schemas.microsoft.com/office/drawing/2016/ink" xmlns:am3d="http://schemas.microsoft.com/office/drawing/2017/model3d" xmlns:o="urn:schemas-microsoft-com:office:office" xmlns:oel="http://schemas.microsoft.com/office/2019/extlst" xmlns:r="http://schemas.openxmlformats.org/officeDocument/2006/relationships" xmlns:m="http://schemas.openxmlformats.org/officeDocument/2006/math" xmlns:v="urn:schemas-microsoft-com:vml" xmlns:wp14="http://schemas.microsoft.com/office/word/2010/wordprocessingDrawing" xmlns:wp="http://schemas.openxmlformats.org/drawingml/2006/wordprocessingDrawing" xmlns:w10="urn:schemas-microsoft-com:office:word" xmlns:w="http://schemas.openxmlformats.org/wordprocessingml/2006/main" xmlns:w14="http://schemas.microsoft.com/office/word/2010/wordml" xmlns:w15="http://schemas.microsoft.com/office/word/2012/wordml" xmlns:w16cex="http://schemas.microsoft.com/office/word/2018/wordml/cex" xmlns:w16cid="http://schemas.microsoft.com/office/word/2016/wordml/cid" xmlns:w16="http://schemas.microsoft.com/office/word/2018/wordml" xmlns:w16du="http://schemas.microsoft.com/office/word/2023/wordml/word16du" xmlns:w16sdtdh="http://schemas.microsoft.com/office/word/2020/wordml/sdtdatahash" xmlns:w16se="http://schemas.microsoft.com/office/word/2015/wordml/symex" xmlns:wpg="http://schemas.microsoft.com/office/word/2010/wordprocessingGroup" xmlns:wpi="http://schemas.microsoft.com/office/word/2010/wordprocessingInk" xmlns:wne="http://schemas.microsoft.com/office/word/2006/wordml" xmlns:wps="http://schemas.microsoft.com/office/word/2010/wordprocessingShape" mc:Ignorable="w14 w15 w16se w16cid w16 w16cex w16sdtdh w16du wp14">
   <w:endnote w:type="separator" w:id="-1">
     <w:p>
-      <w:pPr>
-        <w:spacing w:after="0" w:line="240" w:lineRule="auto"/>
-      </w:pPr>
       <w:r>
         <w:separator/>
       </w:r>
@@ -1073,9 +3674,6 @@
   </w:endnote>
   <w:endnote w:type="continuationSeparator" w:id="0">
     <w:p>
-      <w:pPr>
-        <w:spacing w:after="0" w:line="240" w:lineRule="auto"/>
-      </w:pPr>
       <w:r>
         <w:continuationSeparator/>
       </w:r>
@@ -1130,9 +3728,6 @@
 <w:footnotes xmlns:wpc="http://schemas.microsoft.com/office/word/2010/wordprocessingCanvas" xmlns:cx="http://schemas.microsoft.com/office/drawing/2014/chartex" xmlns:cx1="http://schemas.microsoft.com/office/drawing/2015/9/8/chartex" xmlns:cx2="http://schemas.microsoft.com/office/drawing/2015/10/21/chartex" xmlns:cx3="http://schemas.microsoft.com/office/drawing/2016/5/9/chartex" xmlns:cx4="http://schemas.microsoft.com/office/drawing/2016/5/10/chartex" xmlns:cx5="http://schemas.microsoft.com/office/drawing/2016/5/11/chartex" xmlns:cx6="http://schemas.microsoft.com/office/drawing/2016/5/12/chartex" xmlns:cx7="http://schemas.microsoft.com/office/drawing/2016/5/13/chartex" xmlns:cx8="http://schemas.microsoft.com/office/drawing/2016/5/14/chartex" xmlns:mc="http://schemas.openxmlformats.org/markup-compatibility/2006" xmlns:aink="http://schemas.microsoft.com/office/drawing/2016/ink" xmlns:am3d="http://schemas.microsoft.com/office/drawing/2017/model3d" xmlns:o="urn:schemas-microsoft-com:office:office" xmlns:oel="http://schemas.microsoft.com/office/2019/extlst" xmlns:r="http://schemas.openxmlformats.org/officeDocument/2006/relationships" xmlns:m="http://schemas.openxmlformats.org/officeDocument/2006/math" xmlns:v="urn:schemas-microsoft-com:vml" xmlns:wp14="http://schemas.microsoft.com/office/word/2010/wordprocessingDrawing" xmlns:wp="http://schemas.openxmlformats.org/drawingml/2006/wordprocessingDrawing" xmlns:w10="urn:schemas-microsoft-com:office:word" xmlns:w="http://schemas.openxmlformats.org/wordprocessingml/2006/main" xmlns:w14="http://schemas.microsoft.com/office/word/2010/wordml" xmlns:w15="http://schemas.microsoft.com/office/word/2012/wordml" xmlns:w16cex="http://schemas.microsoft.com/office/word/2018/wordml/cex" xmlns:w16cid="http://schemas.microsoft.com/office/word/2016/wordml/cid" xmlns:w16="http://schemas.microsoft.com/office/word/2018/wordml" xmlns:w16du="http://schemas.microsoft.com/office/word/2023/wordml/word16du" xmlns:w16sdtdh="http://schemas.microsoft.com/office/word/2020/wordml/sdtdatahash" xmlns:w16se="http://schemas.microsoft.com/office/word/2015/wordml/symex" xmlns:wpg="http://schemas.microsoft.com/office/word/2010/wordprocessingGroup" xmlns:wpi="http://schemas.microsoft.com/office/word/2010/wordprocessingInk" xmlns:wne="http://schemas.microsoft.com/office/word/2006/wordml" xmlns:wps="http://schemas.microsoft.com/office/word/2010/wordprocessingShape" mc:Ignorable="w14 w15 w16se w16cid w16 w16cex w16sdtdh w16du wp14">
   <w:footnote w:type="separator" w:id="-1">
     <w:p>
-      <w:pPr>
-        <w:spacing w:after="0" w:line="240" w:lineRule="auto"/>
-      </w:pPr>
       <w:r>
         <w:separator/>
       </w:r>
@@ -1140,9 +3735,6 @@
   </w:footnote>
   <w:footnote w:type="continuationSeparator" w:id="0">
     <w:p>
-      <w:pPr>
-        <w:spacing w:after="0" w:line="240" w:lineRule="auto"/>
-      </w:pPr>
       <w:r>
         <w:continuationSeparator/>
       </w:r>
@@ -1541,6 +4133,272 @@
     </w:lvl>
   </w:abstractNum>
   <w:abstractNum w:abstractNumId="3" w15:restartNumberingAfterBreak="0">
+    <w:nsid w:val="27DD0F7C"/>
+    <w:multiLevelType w:val="multilevel"/>
+    <w:tmpl w:val="70FA8796"/>
+    <w:lvl w:ilvl="0">
+      <w:start w:val="1"/>
+      <w:numFmt w:val="decimal"/>
+      <w:lvlText w:val="%1."/>
+      <w:lvlJc w:val="left"/>
+      <w:pPr>
+        <w:tabs>
+          <w:tab w:val="num" w:pos="720"/>
+        </w:tabs>
+        <w:ind w:left="720" w:hanging="360"/>
+      </w:pPr>
+    </w:lvl>
+    <w:lvl w:ilvl="1">
+      <w:start w:val="1"/>
+      <w:numFmt w:val="bullet"/>
+      <w:lvlText w:val="o"/>
+      <w:lvlJc w:val="left"/>
+      <w:pPr>
+        <w:tabs>
+          <w:tab w:val="num" w:pos="1440"/>
+        </w:tabs>
+        <w:ind w:left="1440" w:hanging="360"/>
+      </w:pPr>
+      <w:rPr>
+        <w:rFonts w:ascii="Courier New" w:hAnsi="Courier New" w:hint="default"/>
+        <w:sz w:val="20"/>
+      </w:rPr>
+    </w:lvl>
+    <w:lvl w:ilvl="2" w:tentative="1">
+      <w:start w:val="1"/>
+      <w:numFmt w:val="decimal"/>
+      <w:lvlText w:val="%3."/>
+      <w:lvlJc w:val="left"/>
+      <w:pPr>
+        <w:tabs>
+          <w:tab w:val="num" w:pos="2160"/>
+        </w:tabs>
+        <w:ind w:left="2160" w:hanging="360"/>
+      </w:pPr>
+    </w:lvl>
+    <w:lvl w:ilvl="3" w:tentative="1">
+      <w:start w:val="1"/>
+      <w:numFmt w:val="decimal"/>
+      <w:lvlText w:val="%4."/>
+      <w:lvlJc w:val="left"/>
+      <w:pPr>
+        <w:tabs>
+          <w:tab w:val="num" w:pos="2880"/>
+        </w:tabs>
+        <w:ind w:left="2880" w:hanging="360"/>
+      </w:pPr>
+    </w:lvl>
+    <w:lvl w:ilvl="4" w:tentative="1">
+      <w:start w:val="1"/>
+      <w:numFmt w:val="decimal"/>
+      <w:lvlText w:val="%5."/>
+      <w:lvlJc w:val="left"/>
+      <w:pPr>
+        <w:tabs>
+          <w:tab w:val="num" w:pos="3600"/>
+        </w:tabs>
+        <w:ind w:left="3600" w:hanging="360"/>
+      </w:pPr>
+    </w:lvl>
+    <w:lvl w:ilvl="5" w:tentative="1">
+      <w:start w:val="1"/>
+      <w:numFmt w:val="decimal"/>
+      <w:lvlText w:val="%6."/>
+      <w:lvlJc w:val="left"/>
+      <w:pPr>
+        <w:tabs>
+          <w:tab w:val="num" w:pos="4320"/>
+        </w:tabs>
+        <w:ind w:left="4320" w:hanging="360"/>
+      </w:pPr>
+    </w:lvl>
+    <w:lvl w:ilvl="6" w:tentative="1">
+      <w:start w:val="1"/>
+      <w:numFmt w:val="decimal"/>
+      <w:lvlText w:val="%7."/>
+      <w:lvlJc w:val="left"/>
+      <w:pPr>
+        <w:tabs>
+          <w:tab w:val="num" w:pos="5040"/>
+        </w:tabs>
+        <w:ind w:left="5040" w:hanging="360"/>
+      </w:pPr>
+    </w:lvl>
+    <w:lvl w:ilvl="7" w:tentative="1">
+      <w:start w:val="1"/>
+      <w:numFmt w:val="decimal"/>
+      <w:lvlText w:val="%8."/>
+      <w:lvlJc w:val="left"/>
+      <w:pPr>
+        <w:tabs>
+          <w:tab w:val="num" w:pos="5760"/>
+        </w:tabs>
+        <w:ind w:left="5760" w:hanging="360"/>
+      </w:pPr>
+    </w:lvl>
+    <w:lvl w:ilvl="8" w:tentative="1">
+      <w:start w:val="1"/>
+      <w:numFmt w:val="decimal"/>
+      <w:lvlText w:val="%9."/>
+      <w:lvlJc w:val="left"/>
+      <w:pPr>
+        <w:tabs>
+          <w:tab w:val="num" w:pos="6480"/>
+        </w:tabs>
+        <w:ind w:left="6480" w:hanging="360"/>
+      </w:pPr>
+    </w:lvl>
+  </w:abstractNum>
+  <w:abstractNum w:abstractNumId="4" w15:restartNumberingAfterBreak="0">
+    <w:nsid w:val="2F3D721D"/>
+    <w:multiLevelType w:val="multilevel"/>
+    <w:tmpl w:val="3BC45BDC"/>
+    <w:lvl w:ilvl="0">
+      <w:start w:val="1"/>
+      <w:numFmt w:val="bullet"/>
+      <w:lvlText w:val=""/>
+      <w:lvlJc w:val="left"/>
+      <w:pPr>
+        <w:tabs>
+          <w:tab w:val="num" w:pos="720"/>
+        </w:tabs>
+        <w:ind w:left="720" w:hanging="360"/>
+      </w:pPr>
+      <w:rPr>
+        <w:rFonts w:ascii="Symbol" w:hAnsi="Symbol" w:hint="default"/>
+        <w:sz w:val="20"/>
+      </w:rPr>
+    </w:lvl>
+    <w:lvl w:ilvl="1" w:tentative="1">
+      <w:start w:val="1"/>
+      <w:numFmt w:val="bullet"/>
+      <w:lvlText w:val="o"/>
+      <w:lvlJc w:val="left"/>
+      <w:pPr>
+        <w:tabs>
+          <w:tab w:val="num" w:pos="1440"/>
+        </w:tabs>
+        <w:ind w:left="1440" w:hanging="360"/>
+      </w:pPr>
+      <w:rPr>
+        <w:rFonts w:ascii="Courier New" w:hAnsi="Courier New" w:hint="default"/>
+        <w:sz w:val="20"/>
+      </w:rPr>
+    </w:lvl>
+    <w:lvl w:ilvl="2" w:tentative="1">
+      <w:start w:val="1"/>
+      <w:numFmt w:val="bullet"/>
+      <w:lvlText w:val=""/>
+      <w:lvlJc w:val="left"/>
+      <w:pPr>
+        <w:tabs>
+          <w:tab w:val="num" w:pos="2160"/>
+        </w:tabs>
+        <w:ind w:left="2160" w:hanging="360"/>
+      </w:pPr>
+      <w:rPr>
+        <w:rFonts w:ascii="Wingdings" w:hAnsi="Wingdings" w:hint="default"/>
+        <w:sz w:val="20"/>
+      </w:rPr>
+    </w:lvl>
+    <w:lvl w:ilvl="3" w:tentative="1">
+      <w:start w:val="1"/>
+      <w:numFmt w:val="bullet"/>
+      <w:lvlText w:val=""/>
+      <w:lvlJc w:val="left"/>
+      <w:pPr>
+        <w:tabs>
+          <w:tab w:val="num" w:pos="2880"/>
+        </w:tabs>
+        <w:ind w:left="2880" w:hanging="360"/>
+      </w:pPr>
+      <w:rPr>
+        <w:rFonts w:ascii="Wingdings" w:hAnsi="Wingdings" w:hint="default"/>
+        <w:sz w:val="20"/>
+      </w:rPr>
+    </w:lvl>
+    <w:lvl w:ilvl="4" w:tentative="1">
+      <w:start w:val="1"/>
+      <w:numFmt w:val="bullet"/>
+      <w:lvlText w:val=""/>
+      <w:lvlJc w:val="left"/>
+      <w:pPr>
+        <w:tabs>
+          <w:tab w:val="num" w:pos="3600"/>
+        </w:tabs>
+        <w:ind w:left="3600" w:hanging="360"/>
+      </w:pPr>
+      <w:rPr>
+        <w:rFonts w:ascii="Wingdings" w:hAnsi="Wingdings" w:hint="default"/>
+        <w:sz w:val="20"/>
+      </w:rPr>
+    </w:lvl>
+    <w:lvl w:ilvl="5" w:tentative="1">
+      <w:start w:val="1"/>
+      <w:numFmt w:val="bullet"/>
+      <w:lvlText w:val=""/>
+      <w:lvlJc w:val="left"/>
+      <w:pPr>
+        <w:tabs>
+          <w:tab w:val="num" w:pos="4320"/>
+        </w:tabs>
+        <w:ind w:left="4320" w:hanging="360"/>
+      </w:pPr>
+      <w:rPr>
+        <w:rFonts w:ascii="Wingdings" w:hAnsi="Wingdings" w:hint="default"/>
+        <w:sz w:val="20"/>
+      </w:rPr>
+    </w:lvl>
+    <w:lvl w:ilvl="6" w:tentative="1">
+      <w:start w:val="1"/>
+      <w:numFmt w:val="bullet"/>
+      <w:lvlText w:val=""/>
+      <w:lvlJc w:val="left"/>
+      <w:pPr>
+        <w:tabs>
+          <w:tab w:val="num" w:pos="5040"/>
+        </w:tabs>
+        <w:ind w:left="5040" w:hanging="360"/>
+      </w:pPr>
+      <w:rPr>
+        <w:rFonts w:ascii="Wingdings" w:hAnsi="Wingdings" w:hint="default"/>
+        <w:sz w:val="20"/>
+      </w:rPr>
+    </w:lvl>
+    <w:lvl w:ilvl="7" w:tentative="1">
+      <w:start w:val="1"/>
+      <w:numFmt w:val="bullet"/>
+      <w:lvlText w:val=""/>
+      <w:lvlJc w:val="left"/>
+      <w:pPr>
+        <w:tabs>
+          <w:tab w:val="num" w:pos="5760"/>
+        </w:tabs>
+        <w:ind w:left="5760" w:hanging="360"/>
+      </w:pPr>
+      <w:rPr>
+        <w:rFonts w:ascii="Wingdings" w:hAnsi="Wingdings" w:hint="default"/>
+        <w:sz w:val="20"/>
+      </w:rPr>
+    </w:lvl>
+    <w:lvl w:ilvl="8" w:tentative="1">
+      <w:start w:val="1"/>
+      <w:numFmt w:val="bullet"/>
+      <w:lvlText w:val=""/>
+      <w:lvlJc w:val="left"/>
+      <w:pPr>
+        <w:tabs>
+          <w:tab w:val="num" w:pos="6480"/>
+        </w:tabs>
+        <w:ind w:left="6480" w:hanging="360"/>
+      </w:pPr>
+      <w:rPr>
+        <w:rFonts w:ascii="Wingdings" w:hAnsi="Wingdings" w:hint="default"/>
+        <w:sz w:val="20"/>
+      </w:rPr>
+    </w:lvl>
+  </w:abstractNum>
+  <w:abstractNum w:abstractNumId="5" w15:restartNumberingAfterBreak="0">
     <w:nsid w:val="4E5F5194"/>
     <w:multiLevelType w:val="multilevel"/>
     <w:tmpl w:val="E2405230"/>
@@ -1689,7 +4547,7 @@
       </w:rPr>
     </w:lvl>
   </w:abstractNum>
-  <w:abstractNum w:abstractNumId="4" w15:restartNumberingAfterBreak="0">
+  <w:abstractNum w:abstractNumId="6" w15:restartNumberingAfterBreak="0">
     <w:nsid w:val="637427CF"/>
     <w:multiLevelType w:val="multilevel"/>
     <w:tmpl w:val="0419001F"/>
@@ -1775,7 +4633,120 @@
       </w:pPr>
     </w:lvl>
   </w:abstractNum>
-  <w:abstractNum w:abstractNumId="5" w15:restartNumberingAfterBreak="0">
+  <w:abstractNum w:abstractNumId="7" w15:restartNumberingAfterBreak="0">
+    <w:nsid w:val="6AC72A5C"/>
+    <w:multiLevelType w:val="multilevel"/>
+    <w:tmpl w:val="7C566EF8"/>
+    <w:lvl w:ilvl="0">
+      <w:start w:val="1"/>
+      <w:numFmt w:val="decimal"/>
+      <w:lvlText w:val="%1."/>
+      <w:lvlJc w:val="left"/>
+      <w:pPr>
+        <w:tabs>
+          <w:tab w:val="num" w:pos="720"/>
+        </w:tabs>
+        <w:ind w:left="720" w:hanging="360"/>
+      </w:pPr>
+    </w:lvl>
+    <w:lvl w:ilvl="1" w:tentative="1">
+      <w:start w:val="1"/>
+      <w:numFmt w:val="decimal"/>
+      <w:lvlText w:val="%2."/>
+      <w:lvlJc w:val="left"/>
+      <w:pPr>
+        <w:tabs>
+          <w:tab w:val="num" w:pos="1440"/>
+        </w:tabs>
+        <w:ind w:left="1440" w:hanging="360"/>
+      </w:pPr>
+    </w:lvl>
+    <w:lvl w:ilvl="2" w:tentative="1">
+      <w:start w:val="1"/>
+      <w:numFmt w:val="decimal"/>
+      <w:lvlText w:val="%3."/>
+      <w:lvlJc w:val="left"/>
+      <w:pPr>
+        <w:tabs>
+          <w:tab w:val="num" w:pos="2160"/>
+        </w:tabs>
+        <w:ind w:left="2160" w:hanging="360"/>
+      </w:pPr>
+    </w:lvl>
+    <w:lvl w:ilvl="3" w:tentative="1">
+      <w:start w:val="1"/>
+      <w:numFmt w:val="decimal"/>
+      <w:lvlText w:val="%4."/>
+      <w:lvlJc w:val="left"/>
+      <w:pPr>
+        <w:tabs>
+          <w:tab w:val="num" w:pos="2880"/>
+        </w:tabs>
+        <w:ind w:left="2880" w:hanging="360"/>
+      </w:pPr>
+    </w:lvl>
+    <w:lvl w:ilvl="4" w:tentative="1">
+      <w:start w:val="1"/>
+      <w:numFmt w:val="decimal"/>
+      <w:lvlText w:val="%5."/>
+      <w:lvlJc w:val="left"/>
+      <w:pPr>
+        <w:tabs>
+          <w:tab w:val="num" w:pos="3600"/>
+        </w:tabs>
+        <w:ind w:left="3600" w:hanging="360"/>
+      </w:pPr>
+    </w:lvl>
+    <w:lvl w:ilvl="5" w:tentative="1">
+      <w:start w:val="1"/>
+      <w:numFmt w:val="decimal"/>
+      <w:lvlText w:val="%6."/>
+      <w:lvlJc w:val="left"/>
+      <w:pPr>
+        <w:tabs>
+          <w:tab w:val="num" w:pos="4320"/>
+        </w:tabs>
+        <w:ind w:left="4320" w:hanging="360"/>
+      </w:pPr>
+    </w:lvl>
+    <w:lvl w:ilvl="6" w:tentative="1">
+      <w:start w:val="1"/>
+      <w:numFmt w:val="decimal"/>
+      <w:lvlText w:val="%7."/>
+      <w:lvlJc w:val="left"/>
+      <w:pPr>
+        <w:tabs>
+          <w:tab w:val="num" w:pos="5040"/>
+        </w:tabs>
+        <w:ind w:left="5040" w:hanging="360"/>
+      </w:pPr>
+    </w:lvl>
+    <w:lvl w:ilvl="7" w:tentative="1">
+      <w:start w:val="1"/>
+      <w:numFmt w:val="decimal"/>
+      <w:lvlText w:val="%8."/>
+      <w:lvlJc w:val="left"/>
+      <w:pPr>
+        <w:tabs>
+          <w:tab w:val="num" w:pos="5760"/>
+        </w:tabs>
+        <w:ind w:left="5760" w:hanging="360"/>
+      </w:pPr>
+    </w:lvl>
+    <w:lvl w:ilvl="8" w:tentative="1">
+      <w:start w:val="1"/>
+      <w:numFmt w:val="decimal"/>
+      <w:lvlText w:val="%9."/>
+      <w:lvlJc w:val="left"/>
+      <w:pPr>
+        <w:tabs>
+          <w:tab w:val="num" w:pos="6480"/>
+        </w:tabs>
+        <w:ind w:left="6480" w:hanging="360"/>
+      </w:pPr>
+    </w:lvl>
+  </w:abstractNum>
+  <w:abstractNum w:abstractNumId="8" w15:restartNumberingAfterBreak="0">
     <w:nsid w:val="6DD60C1E"/>
     <w:multiLevelType w:val="hybridMultilevel"/>
     <w:tmpl w:val="B39C037E"/>
@@ -1864,23 +4835,216 @@
       </w:pPr>
     </w:lvl>
   </w:abstractNum>
+  <w:abstractNum w:abstractNumId="9" w15:restartNumberingAfterBreak="0">
+    <w:nsid w:val="7D877B35"/>
+    <w:multiLevelType w:val="hybridMultilevel"/>
+    <w:tmpl w:val="916EA072"/>
+    <w:lvl w:ilvl="0" w:tplc="5A8660A8">
+      <w:start w:val="1"/>
+      <w:numFmt w:val="decimal"/>
+      <w:lvlText w:val="%1."/>
+      <w:lvlJc w:val="left"/>
+      <w:pPr>
+        <w:ind w:left="1068" w:hanging="360"/>
+      </w:pPr>
+      <w:rPr>
+        <w:rFonts w:hint="default"/>
+      </w:rPr>
+    </w:lvl>
+    <w:lvl w:ilvl="1" w:tplc="04190019" w:tentative="1">
+      <w:start w:val="1"/>
+      <w:numFmt w:val="lowerLetter"/>
+      <w:lvlText w:val="%2."/>
+      <w:lvlJc w:val="left"/>
+      <w:pPr>
+        <w:ind w:left="1789" w:hanging="360"/>
+      </w:pPr>
+    </w:lvl>
+    <w:lvl w:ilvl="2" w:tplc="0419001B" w:tentative="1">
+      <w:start w:val="1"/>
+      <w:numFmt w:val="lowerRoman"/>
+      <w:lvlText w:val="%3."/>
+      <w:lvlJc w:val="right"/>
+      <w:pPr>
+        <w:ind w:left="2509" w:hanging="180"/>
+      </w:pPr>
+    </w:lvl>
+    <w:lvl w:ilvl="3" w:tplc="0419000F" w:tentative="1">
+      <w:start w:val="1"/>
+      <w:numFmt w:val="decimal"/>
+      <w:lvlText w:val="%4."/>
+      <w:lvlJc w:val="left"/>
+      <w:pPr>
+        <w:ind w:left="3229" w:hanging="360"/>
+      </w:pPr>
+    </w:lvl>
+    <w:lvl w:ilvl="4" w:tplc="04190019" w:tentative="1">
+      <w:start w:val="1"/>
+      <w:numFmt w:val="lowerLetter"/>
+      <w:lvlText w:val="%5."/>
+      <w:lvlJc w:val="left"/>
+      <w:pPr>
+        <w:ind w:left="3949" w:hanging="360"/>
+      </w:pPr>
+    </w:lvl>
+    <w:lvl w:ilvl="5" w:tplc="0419001B" w:tentative="1">
+      <w:start w:val="1"/>
+      <w:numFmt w:val="lowerRoman"/>
+      <w:lvlText w:val="%6."/>
+      <w:lvlJc w:val="right"/>
+      <w:pPr>
+        <w:ind w:left="4669" w:hanging="180"/>
+      </w:pPr>
+    </w:lvl>
+    <w:lvl w:ilvl="6" w:tplc="0419000F" w:tentative="1">
+      <w:start w:val="1"/>
+      <w:numFmt w:val="decimal"/>
+      <w:lvlText w:val="%7."/>
+      <w:lvlJc w:val="left"/>
+      <w:pPr>
+        <w:ind w:left="5389" w:hanging="360"/>
+      </w:pPr>
+    </w:lvl>
+    <w:lvl w:ilvl="7" w:tplc="04190019" w:tentative="1">
+      <w:start w:val="1"/>
+      <w:numFmt w:val="lowerLetter"/>
+      <w:lvlText w:val="%8."/>
+      <w:lvlJc w:val="left"/>
+      <w:pPr>
+        <w:ind w:left="6109" w:hanging="360"/>
+      </w:pPr>
+    </w:lvl>
+    <w:lvl w:ilvl="8" w:tplc="0419001B" w:tentative="1">
+      <w:start w:val="1"/>
+      <w:numFmt w:val="lowerRoman"/>
+      <w:lvlText w:val="%9."/>
+      <w:lvlJc w:val="right"/>
+      <w:pPr>
+        <w:ind w:left="6829" w:hanging="180"/>
+      </w:pPr>
+    </w:lvl>
+  </w:abstractNum>
+  <w:abstractNum w:abstractNumId="10" w15:restartNumberingAfterBreak="0">
+    <w:nsid w:val="7DD76F60"/>
+    <w:multiLevelType w:val="hybridMultilevel"/>
+    <w:tmpl w:val="45C4E342"/>
+    <w:lvl w:ilvl="0" w:tplc="0419000F">
+      <w:start w:val="1"/>
+      <w:numFmt w:val="decimal"/>
+      <w:lvlText w:val="%1."/>
+      <w:lvlJc w:val="left"/>
+      <w:pPr>
+        <w:ind w:left="720" w:hanging="360"/>
+      </w:pPr>
+      <w:rPr>
+        <w:rFonts w:hint="default"/>
+      </w:rPr>
+    </w:lvl>
+    <w:lvl w:ilvl="1" w:tplc="04190019" w:tentative="1">
+      <w:start w:val="1"/>
+      <w:numFmt w:val="lowerLetter"/>
+      <w:lvlText w:val="%2."/>
+      <w:lvlJc w:val="left"/>
+      <w:pPr>
+        <w:ind w:left="1440" w:hanging="360"/>
+      </w:pPr>
+    </w:lvl>
+    <w:lvl w:ilvl="2" w:tplc="0419001B" w:tentative="1">
+      <w:start w:val="1"/>
+      <w:numFmt w:val="lowerRoman"/>
+      <w:lvlText w:val="%3."/>
+      <w:lvlJc w:val="right"/>
+      <w:pPr>
+        <w:ind w:left="2160" w:hanging="180"/>
+      </w:pPr>
+    </w:lvl>
+    <w:lvl w:ilvl="3" w:tplc="0419000F" w:tentative="1">
+      <w:start w:val="1"/>
+      <w:numFmt w:val="decimal"/>
+      <w:lvlText w:val="%4."/>
+      <w:lvlJc w:val="left"/>
+      <w:pPr>
+        <w:ind w:left="2880" w:hanging="360"/>
+      </w:pPr>
+    </w:lvl>
+    <w:lvl w:ilvl="4" w:tplc="04190019" w:tentative="1">
+      <w:start w:val="1"/>
+      <w:numFmt w:val="lowerLetter"/>
+      <w:lvlText w:val="%5."/>
+      <w:lvlJc w:val="left"/>
+      <w:pPr>
+        <w:ind w:left="3600" w:hanging="360"/>
+      </w:pPr>
+    </w:lvl>
+    <w:lvl w:ilvl="5" w:tplc="0419001B" w:tentative="1">
+      <w:start w:val="1"/>
+      <w:numFmt w:val="lowerRoman"/>
+      <w:lvlText w:val="%6."/>
+      <w:lvlJc w:val="right"/>
+      <w:pPr>
+        <w:ind w:left="4320" w:hanging="180"/>
+      </w:pPr>
+    </w:lvl>
+    <w:lvl w:ilvl="6" w:tplc="0419000F" w:tentative="1">
+      <w:start w:val="1"/>
+      <w:numFmt w:val="decimal"/>
+      <w:lvlText w:val="%7."/>
+      <w:lvlJc w:val="left"/>
+      <w:pPr>
+        <w:ind w:left="5040" w:hanging="360"/>
+      </w:pPr>
+    </w:lvl>
+    <w:lvl w:ilvl="7" w:tplc="04190019" w:tentative="1">
+      <w:start w:val="1"/>
+      <w:numFmt w:val="lowerLetter"/>
+      <w:lvlText w:val="%8."/>
+      <w:lvlJc w:val="left"/>
+      <w:pPr>
+        <w:ind w:left="5760" w:hanging="360"/>
+      </w:pPr>
+    </w:lvl>
+    <w:lvl w:ilvl="8" w:tplc="0419001B" w:tentative="1">
+      <w:start w:val="1"/>
+      <w:numFmt w:val="lowerRoman"/>
+      <w:lvlText w:val="%9."/>
+      <w:lvlJc w:val="right"/>
+      <w:pPr>
+        <w:ind w:left="6480" w:hanging="180"/>
+      </w:pPr>
+    </w:lvl>
+  </w:abstractNum>
   <w:num w:numId="1" w16cid:durableId="1497646776">
-    <w:abstractNumId w:val="5"/>
+    <w:abstractNumId w:val="8"/>
   </w:num>
   <w:num w:numId="2" w16cid:durableId="898634993">
     <w:abstractNumId w:val="0"/>
   </w:num>
   <w:num w:numId="3" w16cid:durableId="1445727932">
-    <w:abstractNumId w:val="4"/>
+    <w:abstractNumId w:val="6"/>
   </w:num>
   <w:num w:numId="4" w16cid:durableId="848376620">
-    <w:abstractNumId w:val="3"/>
+    <w:abstractNumId w:val="5"/>
   </w:num>
   <w:num w:numId="5" w16cid:durableId="2109277546">
     <w:abstractNumId w:val="2"/>
   </w:num>
   <w:num w:numId="6" w16cid:durableId="1820997720">
     <w:abstractNumId w:val="1"/>
+  </w:num>
+  <w:num w:numId="7" w16cid:durableId="344865059">
+    <w:abstractNumId w:val="9"/>
+  </w:num>
+  <w:num w:numId="8" w16cid:durableId="840507643">
+    <w:abstractNumId w:val="4"/>
+  </w:num>
+  <w:num w:numId="9" w16cid:durableId="1571846888">
+    <w:abstractNumId w:val="7"/>
+  </w:num>
+  <w:num w:numId="10" w16cid:durableId="1517499205">
+    <w:abstractNumId w:val="10"/>
+  </w:num>
+  <w:num w:numId="11" w16cid:durableId="55395888">
+    <w:abstractNumId w:val="3"/>
   </w:num>
 </w:numbering>
 </file>
@@ -2285,7 +5449,16 @@
   <w:style w:type="paragraph" w:default="1" w:styleId="a">
     <w:name w:val="Normal"/>
     <w:qFormat/>
-    <w:rsid w:val="00F437A7"/>
+    <w:rsid w:val="0032632F"/>
+    <w:pPr>
+      <w:spacing w:after="0" w:line="240" w:lineRule="auto"/>
+    </w:pPr>
+    <w:rPr>
+      <w:rFonts w:ascii="Times New Roman" w:eastAsia="Times New Roman" w:hAnsi="Times New Roman" w:cs="Times New Roman"/>
+      <w:kern w:val="0"/>
+      <w:lang w:eastAsia="ru-RU"/>
+      <w14:ligatures w14:val="none"/>
+    </w:rPr>
   </w:style>
   <w:style w:type="paragraph" w:styleId="1">
     <w:name w:val="heading 1"/>
@@ -2411,7 +5584,7 @@
     <w:pPr>
       <w:keepNext/>
       <w:keepLines/>
-      <w:spacing w:before="40" w:after="0"/>
+      <w:spacing w:before="40"/>
       <w:outlineLvl w:val="5"/>
     </w:pPr>
     <w:rPr>
@@ -2434,7 +5607,7 @@
     <w:pPr>
       <w:keepNext/>
       <w:keepLines/>
-      <w:spacing w:before="40" w:after="0"/>
+      <w:spacing w:before="40"/>
       <w:outlineLvl w:val="6"/>
     </w:pPr>
     <w:rPr>
@@ -2455,7 +5628,6 @@
     <w:pPr>
       <w:keepNext/>
       <w:keepLines/>
-      <w:spacing w:after="0"/>
       <w:outlineLvl w:val="7"/>
     </w:pPr>
     <w:rPr>
@@ -2478,7 +5650,6 @@
     <w:pPr>
       <w:keepNext/>
       <w:keepLines/>
-      <w:spacing w:after="0"/>
       <w:outlineLvl w:val="8"/>
     </w:pPr>
     <w:rPr>
@@ -2520,12 +5691,11 @@
     <w:qFormat/>
     <w:rsid w:val="0051513F"/>
     <w:pPr>
-      <w:spacing w:after="0" w:line="360" w:lineRule="auto"/>
+      <w:spacing w:line="360" w:lineRule="auto"/>
       <w:ind w:firstLine="709"/>
       <w:jc w:val="both"/>
     </w:pPr>
     <w:rPr>
-      <w:rFonts w:ascii="Times New Roman" w:hAnsi="Times New Roman"/>
       <w:sz w:val="28"/>
     </w:rPr>
   </w:style>
@@ -2714,7 +5884,7 @@
     <w:qFormat/>
     <w:rsid w:val="005E0D9C"/>
     <w:pPr>
-      <w:spacing w:after="80" w:line="240" w:lineRule="auto"/>
+      <w:spacing w:after="80"/>
       <w:contextualSpacing/>
     </w:pPr>
     <w:rPr>
@@ -2930,7 +6100,6 @@
         <w:tab w:val="center" w:pos="4677"/>
         <w:tab w:val="right" w:pos="9355"/>
       </w:tabs>
-      <w:spacing w:after="0" w:line="240" w:lineRule="auto"/>
     </w:pPr>
   </w:style>
   <w:style w:type="character" w:customStyle="1" w:styleId="af2">
@@ -2952,7 +6121,6 @@
         <w:tab w:val="center" w:pos="4677"/>
         <w:tab w:val="right" w:pos="9355"/>
       </w:tabs>
-      <w:spacing w:after="0" w:line="240" w:lineRule="auto"/>
     </w:pPr>
   </w:style>
   <w:style w:type="character" w:customStyle="1" w:styleId="af4">
@@ -2970,14 +6138,8 @@
     <w:unhideWhenUsed/>
     <w:rsid w:val="00606297"/>
     <w:pPr>
-      <w:spacing w:before="100" w:beforeAutospacing="1" w:after="100" w:afterAutospacing="1" w:line="240" w:lineRule="auto"/>
+      <w:spacing w:before="100" w:beforeAutospacing="1" w:after="100" w:afterAutospacing="1"/>
     </w:pPr>
-    <w:rPr>
-      <w:rFonts w:ascii="Times New Roman" w:eastAsia="Times New Roman" w:hAnsi="Times New Roman" w:cs="Times New Roman"/>
-      <w:kern w:val="0"/>
-      <w:lang w:eastAsia="ru-RU"/>
-      <w14:ligatures w14:val="none"/>
-    </w:rPr>
   </w:style>
   <w:style w:type="character" w:styleId="af6">
     <w:name w:val="Strong"/>
@@ -2989,6 +6151,59 @@
       <w:b/>
       <w:bCs/>
     </w:rPr>
+  </w:style>
+  <w:style w:type="character" w:customStyle="1" w:styleId="katex-mathml">
+    <w:name w:val="katex-mathml"/>
+    <w:basedOn w:val="a0"/>
+    <w:rsid w:val="00533368"/>
+  </w:style>
+  <w:style w:type="character" w:customStyle="1" w:styleId="mord">
+    <w:name w:val="mord"/>
+    <w:basedOn w:val="a0"/>
+    <w:rsid w:val="00533368"/>
+  </w:style>
+  <w:style w:type="character" w:customStyle="1" w:styleId="mbin">
+    <w:name w:val="mbin"/>
+    <w:basedOn w:val="a0"/>
+    <w:rsid w:val="00533368"/>
+  </w:style>
+  <w:style w:type="character" w:customStyle="1" w:styleId="mrel">
+    <w:name w:val="mrel"/>
+    <w:basedOn w:val="a0"/>
+    <w:rsid w:val="00533368"/>
+  </w:style>
+  <w:style w:type="character" w:customStyle="1" w:styleId="mopen">
+    <w:name w:val="mopen"/>
+    <w:basedOn w:val="a0"/>
+    <w:rsid w:val="00533368"/>
+  </w:style>
+  <w:style w:type="character" w:customStyle="1" w:styleId="mclose">
+    <w:name w:val="mclose"/>
+    <w:basedOn w:val="a0"/>
+    <w:rsid w:val="00533368"/>
+  </w:style>
+  <w:style w:type="character" w:styleId="HTML">
+    <w:name w:val="HTML Code"/>
+    <w:basedOn w:val="a0"/>
+    <w:uiPriority w:val="99"/>
+    <w:semiHidden/>
+    <w:unhideWhenUsed/>
+    <w:rsid w:val="00F10332"/>
+    <w:rPr>
+      <w:rFonts w:ascii="Courier New" w:eastAsia="Times New Roman" w:hAnsi="Courier New" w:cs="Courier New"/>
+      <w:sz w:val="20"/>
+      <w:szCs w:val="20"/>
+    </w:rPr>
+  </w:style>
+  <w:style w:type="character" w:customStyle="1" w:styleId="vlist-s">
+    <w:name w:val="vlist-s"/>
+    <w:basedOn w:val="a0"/>
+    <w:rsid w:val="00F10332"/>
+  </w:style>
+  <w:style w:type="character" w:customStyle="1" w:styleId="mop">
+    <w:name w:val="mop"/>
+    <w:basedOn w:val="a0"/>
+    <w:rsid w:val="002F3595"/>
   </w:style>
 </w:styles>
 </file>
